--- a/ProjectBook_Aviv_Revivo_final.docx
+++ b/ProjectBook_Aviv_Revivo_final.docx
@@ -349,6 +349,11 @@
     <w:p>
       <w:pPr>
         <w:jc w:val="center"/>
+        <w:rPr>
+          <w:color w:val="000000" w:themeColor="text1"/>
+          <w:sz w:val="22"/>
+          <w:szCs w:val="22"/>
+        </w:rPr>
         <w:sectPr>
           <w:pgSz w:w="11906" w:h="16838"/>
           <w:pgMar w:top="1440" w:right="1440" w:bottom="1440" w:left="1440" w:header="708" w:footer="708" w:gutter="0"/>
@@ -357,15 +362,37 @@
           <w:titlePg/>
         </w:sectPr>
       </w:pPr>
+      <w:hyperlink r:id="rId9" w:history="1">
+        <w:r>
+          <w:rPr>
+            <w:rStyle w:val="Hyperlink"/>
+            <w:i/>
+            <w:iCs/>
+            <w:sz w:val="22"/>
+            <w:szCs w:val="22"/>
+          </w:rPr>
+          <w:t>Project Repository:</w:t>
+        </w:r>
+      </w:hyperlink>
       <w:r>
         <w:rPr>
           <w:i/>
           <w:iCs/>
-          <w:color w:val="707070"/>
-          <w:sz w:val="18"/>
-          <w:szCs w:val="18"/>
-        </w:rPr>
-        <w:t>Project Repository:  https://github.com/&lt;TBD&gt;/llm-shakespeare-stylometry</w:t>
+          <w:color w:val="000000" w:themeColor="text1"/>
+          <w:sz w:val="22"/>
+          <w:szCs w:val="22"/>
+        </w:rPr>
+        <w:t xml:space="preserve"> </w:t>
+      </w:r>
+      <w:r>
+        <w:rPr>
+          <w:i/>
+          <w:iCs/>
+          <w:color w:val="000000" w:themeColor="text1"/>
+          <w:sz w:val="22"/>
+          <w:szCs w:val="22"/>
+        </w:rPr>
+        <w:t>https://github.com/Revivo25/ShakespeareAuthorshipAnalysis</w:t>
       </w:r>
     </w:p>
     <w:p>
@@ -394,13 +421,22 @@
         <w:t>e</w:t>
       </w:r>
       <w:r>
-        <w:t xml:space="preserve"> plays has been debated for over two centuries </w:t>
+        <w:t xml:space="preserve"> plays has been debat</w:t>
+      </w:r>
+      <w:r>
+        <w:t>ing</w:t>
+      </w:r>
+      <w:r>
+        <w:t xml:space="preserve"> for over two centuries </w:t>
       </w:r>
       <w:r>
         <w:t>and remains an open problem</w:t>
       </w:r>
       <w:r>
-        <w:t xml:space="preserve"> in computational stylometry.Volkovich and Avros (2025) recently proposed the Deep Impostors approach, in which neural separators (CNN+Bi-LSTM and BERT) are trained to discriminate an author's style from a set of impostor texts; the segment scores are then aggregated per play, compared with Dynamic Time Warping, scored with Isolation Forest, and clustered to surface fifteen plays whose stylistic signal is inconsistent with the rest of the corpus.</w:t>
+        <w:t xml:space="preserve"> in computational stylometry.</w:t>
+      </w:r>
+      <w:r>
+        <w:t xml:space="preserve"> </w:t>
       </w:r>
     </w:p>
     <w:p>
@@ -409,7 +445,51 @@
         <w:jc w:val="both"/>
       </w:pPr>
       <w:r>
-        <w:t xml:space="preserve">This project investigates a complementary question. Rather than drawing impostors from other historical authors, we use a modern Large Language Model (LLM) to rewrite each Shakespearean play in its entirety and then measure how far the rewrite has drifted from the original using three complementary distance metrics: an interpretable classical anchor, Burrows' Delta, and two neural signals, StyleDistance (a content-independent style embedding) and an LLM-as-Judge that scores the stylistic shift across six named style dimensions. The aim is to characterise how reliably each metric detects the stylistic shift introduced by an LLM rewrite and, because the three metrics fail in independent ways, to treat their agreement as the authorship signal: a play whose rewrite moves far on all three is flagged as a stylistic outlier. Conducted in the research track, the project contributes a reproducible LLM-rewriting pipeline over the canonical Shakespeare corpus, a unified evaluation harness for the three metrics, and </w:t>
+        <w:t xml:space="preserve">Volkovich and Avros (2025) recently proposed the Deep Impostors approach, in which neural </w:t>
+      </w:r>
+      <w:r>
+        <w:t>separators</w:t>
+      </w:r>
+      <w:r>
+        <w:t>,</w:t>
+      </w:r>
+      <w:r>
+        <w:t>(</w:t>
+      </w:r>
+      <w:proofErr w:type="spellStart"/>
+      <w:r>
+        <w:t>CNN+Bi-LSTM</w:t>
+      </w:r>
+      <w:proofErr w:type="spellEnd"/>
+      <w:r>
+        <w:t xml:space="preserve"> and BERT) are trained to discriminate an author's style from a set of impostor texts; the segment scores are then aggregated per play, compared with Dynamic Time Warping, scored with Isolation Forest, and clustered to surface fifteen plays whose stylistic signal is inconsistent with the rest of the corpus.</w:t>
+      </w:r>
+    </w:p>
+    <w:p>
+      <w:pPr>
+        <w:spacing w:before="40" w:after="60" w:line="276" w:lineRule="auto"/>
+        <w:jc w:val="both"/>
+      </w:pPr>
+      <w:r>
+        <w:t xml:space="preserve">This project investigates a complementary question. Rather than drawing impostors from other historical authors, we use a modern Large Language Model (LLM) to rewrite each Shakespearean play in its entirety and then measure how far the rewrite has drifted from the original using three complementary distance metrics: an interpretable classical anchor, Burrows' Delta, and two neural signals, </w:t>
+      </w:r>
+      <w:r>
+        <w:t>Style Distance</w:t>
+      </w:r>
+      <w:r>
+        <w:t xml:space="preserve"> (a content-independent style embedding) and an LLM-as-Judge that scores the stylistic shift across six named style dimensions. The aim is to </w:t>
+      </w:r>
+      <w:r>
+        <w:t>characterize</w:t>
+      </w:r>
+      <w:r>
+        <w:t xml:space="preserve"> how reliably each metric detects the stylistic shift introduced by an LLM rewrite and, because the three metrics fail in independent ways, to treat their agreement as the authorship signal: a play whose rewrite moves far on all three is flagged as a stylistic outlier. Conducted in the research track, the project contributes a reproducible LLM-rewriting pipeline over the </w:t>
+      </w:r>
+      <w:r>
+        <w:t>authorized</w:t>
+      </w:r>
+      <w:r>
+        <w:t xml:space="preserve"> Shakespeare corpus, a unified evaluation harness for the three metrics, and </w:t>
       </w:r>
       <w:r>
         <w:t>a quantitative comparison of their sensitivity, stability, and mutual agreement</w:t>
@@ -427,7 +507,13 @@
         <w:t>second-phase idea</w:t>
       </w:r>
       <w:r>
-        <w:t xml:space="preserve"> in which the original CNN/BERT separators of Volkovich and Avros are themselves probed with LLM-rewritten plays to test their robustness, is outlined as future work.</w:t>
+        <w:t xml:space="preserve"> in which the original CNN/BERT separators of Volkovich and Avros are themselves probed with LLM-rewritten plays to </w:t>
+      </w:r>
+      <w:r>
+        <w:t>assess</w:t>
+      </w:r>
+      <w:r>
+        <w:t xml:space="preserve"> their robustness, is outlined as future work.</w:t>
       </w:r>
     </w:p>
     <w:p>
@@ -3719,7 +3805,22 @@
         <w:jc w:val="both"/>
       </w:pPr>
       <w:r>
-        <w:t>Authorship attribution is the computational task of identifying the author of  anonymous or disputed text by analysing patterns in vocabulary, syntax, and rhythm that a writer produces almost involuntarily. The discipline predates computers: in 1964 Mosteller</w:t>
+        <w:t xml:space="preserve">Authorship attribution is the computational task of identifying the author of  anonymous or disputed text by </w:t>
+      </w:r>
+      <w:r>
+        <w:t>analyzing</w:t>
+      </w:r>
+      <w:r>
+        <w:t xml:space="preserve"> patterns in vocabulary, syntax, and rhythm that a writer produces </w:t>
+      </w:r>
+      <w:r>
+        <w:t>involuntarily</w:t>
+      </w:r>
+      <w:r>
+        <w:t xml:space="preserve">. The discipline predates computers: in 1964 </w:t>
+      </w:r>
+      <w:r>
+        <w:t>Mosteller,</w:t>
       </w:r>
     </w:p>
     <w:p>
@@ -3728,7 +3829,23 @@
         <w:jc w:val="both"/>
       </w:pPr>
       <w:r>
-        <w:t>and Wallace settled the disputed federalist papers by counting the relative frequencies of common words(Mosteller &amp; Wallace, 1964). Modern stylometry keeps the same premise, that authorial fingerprints live in low-level statistical regularities of the text, while replacing manual counting with statistical models, kernel methods, and, more recently, deep neural networks (Stamatatos, 2009; Koppel, Schler, &amp; Argamon, 2009).</w:t>
+        <w:t>and Wallace settled the disputed federalist papers by counting the relative frequencies of common words(Mosteller &amp; Wallace, 1964). Modern stylometry keeps the same premise, that authorial fingerprints live in low-level statistical regularities of the text, while replacing manual counting with statistical models, kernel methods, and, more recently, deep neural networks (</w:t>
+      </w:r>
+      <w:proofErr w:type="spellStart"/>
+      <w:r>
+        <w:t>Stamatatos</w:t>
+      </w:r>
+      <w:proofErr w:type="spellEnd"/>
+      <w:r>
+        <w:t xml:space="preserve">, 2009; Koppel, Schler, &amp; </w:t>
+      </w:r>
+      <w:proofErr w:type="spellStart"/>
+      <w:r>
+        <w:t>Argamon</w:t>
+      </w:r>
+      <w:proofErr w:type="spellEnd"/>
+      <w:r>
+        <w:t>, 2009).</w:t>
       </w:r>
     </w:p>
     <w:p>
@@ -3737,7 +3854,27 @@
         <w:jc w:val="both"/>
       </w:pPr>
       <w:r>
-        <w:t>The most enduring open problem in the field is the Shakespeare Authorship Question (SAQ): the long-standing debate over whether the works attributed to William Shakespeare were written by him, by a single contemporary, or by a collaborative network of Elizabethan authors. Decades of stylometric studies have produced overlapping</w:t>
+        <w:t>The most enduring open problem in the field is the Shakespeare Authorship Question (SAQ):</w:t>
+      </w:r>
+      <w:r>
+        <w:t>the long</w:t>
+      </w:r>
+      <w:r>
+        <w:t>-standing</w:t>
+      </w:r>
+      <w:r>
+        <w:t xml:space="preserve"> </w:t>
+      </w:r>
+      <w:r>
+        <w:t xml:space="preserve">debate over whether the works attributed to William Shakespeare </w:t>
+      </w:r>
+      <w:proofErr w:type="gramStart"/>
+      <w:r>
+        <w:t>were written</w:t>
+      </w:r>
+      <w:proofErr w:type="gramEnd"/>
+      <w:r>
+        <w:t xml:space="preserve"> by him, by a single contemporary, or by a collaborative network of Elizabethan authors. Decades of stylometric studies have produced overlapping</w:t>
       </w:r>
       <w:r>
         <w:t xml:space="preserve"> but inconsistent answers. </w:t>
@@ -3783,7 +3920,39 @@
         <w:jc w:val="both"/>
       </w:pPr>
       <w:r>
-        <w:t>In Volkovich and Avros (2025), the Shakespeare corpus is divided into fixed-length word segments. A neural separator, either a CNN with a bidirectional LSTM head or a fine-tuned BERT classifier, is trained to discriminate target segments from impostor segments drawn from contemporaneous authors. Each play is reduced to a one-dimensional signal by averaging the separator's segment-level scores; pairwise Dynamic Time Warping (DTW) distances between these signals are scored with an Isolation Forest, and the scores feed a K-medoids clustering with k=2. The cluster of fifteen plays that emerges is the paper's headline result: those plays carry a different stylistic signature from the rest of the canon.</w:t>
+        <w:t xml:space="preserve">In Volkovich and Avros (2025), the Shakespeare corpus </w:t>
+      </w:r>
+      <w:proofErr w:type="gramStart"/>
+      <w:r>
+        <w:t>is divided</w:t>
+      </w:r>
+      <w:proofErr w:type="gramEnd"/>
+      <w:r>
+        <w:t xml:space="preserve"> into fixed-length word segments. A neural separator, either a CNN with a bidirectional LSTM head or a fine-tuned BERT classifier, </w:t>
+      </w:r>
+      <w:proofErr w:type="gramStart"/>
+      <w:r>
+        <w:t>is trained</w:t>
+      </w:r>
+      <w:proofErr w:type="gramEnd"/>
+      <w:r>
+        <w:t xml:space="preserve"> to discriminate target segments from impostor segments drawn from contemporaneous authors. Each play </w:t>
+      </w:r>
+      <w:proofErr w:type="gramStart"/>
+      <w:r>
+        <w:t>is reduced</w:t>
+      </w:r>
+      <w:proofErr w:type="gramEnd"/>
+      <w:r>
+        <w:t xml:space="preserve"> to a one-dimensional signal by averaging the separator's segment-level scores; pairwise Dynamic Time Warping (DTW) distances between these signals </w:t>
+      </w:r>
+      <w:proofErr w:type="gramStart"/>
+      <w:r>
+        <w:t>are scored</w:t>
+      </w:r>
+      <w:proofErr w:type="gramEnd"/>
+      <w:r>
+        <w:t xml:space="preserve"> with an Isolation Forest, and the scores feed a K-medoids clustering with k=2. The cluster of fifteen plays that emerges is the paper's headline result: those plays carry a different stylistic signature from the rest of the canon.</w:t>
       </w:r>
     </w:p>
     <w:p>
@@ -3792,7 +3961,21 @@
         <w:jc w:val="both"/>
       </w:pPr>
       <w:r>
-        <w:t>The construction depends on two inputs: an authentic target corpus and a set of human impostor texts. The impostors are the harder ingredient, because they must be (i) genuinely contemporaneous, (ii) of comparable length and topic, and (iii) attributable with high confidence to authors other than the target. This is what motivates the present project: if a modern LLM can produce a stylistic counterfactual on demand, a plausible Shakespeare-flavoured rewrite of an actual Shakespeare play, then the same play can serve as both target and impostor, and a much larger sample of (target, impostor) pairs becomes available for any follow-up study.</w:t>
+        <w:t>The construction depends on two inputs: an authentic target corpus and a set of human impostor texts. The impostors are the harder ingredient, because they must be (</w:t>
+      </w:r>
+      <w:proofErr w:type="spellStart"/>
+      <w:r>
+        <w:t>i</w:t>
+      </w:r>
+      <w:proofErr w:type="spellEnd"/>
+      <w:r>
+        <w:t>) genuinely contemporaneous, (ii) of comparable length and topic, and (iii) attributable with high confidence to authors other than the target. This is what motivates the present project: if a modern LLM can produce a stylistic counterfactual on demand, a plausible Shakespeare-</w:t>
+      </w:r>
+      <w:r>
+        <w:t>flavored</w:t>
+      </w:r>
+      <w:r>
+        <w:t xml:space="preserve"> rewrite of an actual Shakespeare play, then the same play can serve as both target and impostor, and a much larger sample of (target, impostor) pairs becomes available for any follow-up study.</w:t>
       </w:r>
     </w:p>
     <w:p>
@@ -3818,11 +4001,26 @@
         <w:t xml:space="preserve">Research goal. </w:t>
       </w:r>
       <w:r>
-        <w:t xml:space="preserve">Given an LLM-generated rewrite of a Shakespearean play, quantify the stylistic gap between the original and the rewrite with three complementary distance metrics, Burrows' Delta, StyleDistance, and an LLM-as-Judge, and </w:t>
+        <w:t xml:space="preserve">Given an LLM-generated rewrite of a Shakespearean play, quantify the stylistic gap between the original and the rewrite with three complementary distance metrics, Burrows' Delta, </w:t>
+      </w:r>
+      <w:r>
+        <w:t>Style Distance</w:t>
+      </w:r>
+      <w:r>
+        <w:t xml:space="preserve">, and an LLM-as-Judge, and </w:t>
       </w:r>
       <w:r>
         <w:lastRenderedPageBreak/>
-        <w:t>characterise each metric's sensitivity, variance, and behavioural profile across the canonical Shakespeare corpus.</w:t>
+        <w:t>characterize</w:t>
+      </w:r>
+      <w:r>
+        <w:t xml:space="preserve"> each metric's sensitivity, variance, and </w:t>
+      </w:r>
+      <w:r>
+        <w:t>behavioral</w:t>
+      </w:r>
+      <w:r>
+        <w:t xml:space="preserve"> profile across the canonical Shakespeare corpus.</w:t>
       </w:r>
     </w:p>
     <w:p>
@@ -3867,7 +4065,13 @@
         <w:jc w:val="both"/>
       </w:pPr>
       <w:r>
-        <w:t>Survey the relevant literature on classical stylometry, deep-learning authorship verification, and Large Language Models, and summarise the mathematical foundations of the three chosen distance metrics.</w:t>
+        <w:t xml:space="preserve">Survey the relevant literature on classical stylometry, deep-learning authorship verification, and Large Language Models, and </w:t>
+      </w:r>
+      <w:r>
+        <w:t>summaries</w:t>
+      </w:r>
+      <w:r>
+        <w:t xml:space="preserve"> the mathematical foundations of the three chosen distance metrics.</w:t>
       </w:r>
     </w:p>
     <w:p>
@@ -3887,7 +4091,13 @@
         <w:jc w:val="both"/>
       </w:pPr>
       <w:r>
-        <w:t>Specify a reproducible LLM-rewriting protocol that operates at the whole-play level (not chunk level) and produces stylistic counterfactuals for each play in the canonical Shakespeare corpus.</w:t>
+        <w:t xml:space="preserve">Specify a reproducible LLM-rewriting protocol that operates at the whole-play level (not chunk level) and produces stylistic counterfactuals for each play in the </w:t>
+      </w:r>
+      <w:r>
+        <w:t>authorized</w:t>
+      </w:r>
+      <w:r>
+        <w:t xml:space="preserve"> Shakespeare corpus.</w:t>
       </w:r>
     </w:p>
     <w:p>
@@ -3907,7 +4117,7 @@
         <w:jc w:val="both"/>
       </w:pPr>
       <w:r>
-        <w:t>Define an evaluation harness in which each metric is computed identically on (original, rewrite) pairs and reported alongside its variance over re-runs.</w:t>
+        <w:t>Define an evaluation harness in which each metric computed identically on (original, rewrite) pairs and reported alongside its variance over re-runs.</w:t>
       </w:r>
     </w:p>
     <w:p>
@@ -3927,7 +4137,21 @@
         <w:jc w:val="both"/>
       </w:pPr>
       <w:r>
-        <w:t>Specify quantitative success metrics, sensitivity, separability, stability, and rank correlation with the Volkovich-Avros clustering, that will be used in Phase B to pick the winning metric.</w:t>
+        <w:t xml:space="preserve">Specify quantitative success metrics, sensitivity, separability, stability, and rank correlation with the Volkovich-Avros clustering, </w:t>
+      </w:r>
+      <w:r>
+        <w:t>which</w:t>
+      </w:r>
+      <w:r>
+        <w:t xml:space="preserve"> will </w:t>
+      </w:r>
+      <w:proofErr w:type="gramStart"/>
+      <w:r>
+        <w:t>be used</w:t>
+      </w:r>
+      <w:proofErr w:type="gramEnd"/>
+      <w:r>
+        <w:t xml:space="preserve"> in Phase B to pick the winning metric.</w:t>
       </w:r>
     </w:p>
     <w:p>
@@ -3997,11 +4221,23 @@
         <w:jc w:val="both"/>
       </w:pPr>
       <w:r>
-        <w:t xml:space="preserve">Stylometry treats a text as a distribution over linguistic features, and a distance metric is a function that measures how different two such distributions are. Because our design holds content constant, the original play and its rewrite say the same things, a distance therefore reflects style rather than topic, which rules out content-driven measures at the outset. The three metrics used in this project, Burrows’ Delta, StyleDistance, and an LLM-as-Judge, were chosen because (a) each captures a different facet of style, (b) they span one interpretable classical anchor and two deep neural signals whose errors are largely independent, so their agreement is meaningful </w:t>
+        <w:t xml:space="preserve">Stylometry treats a text as a distribution over linguistic features, and a distance metric is a function that measures how different two such distributions are. Because our design holds content constant, the original play and its rewrite say the same things, a distance therefore reflects style rather than topic, which rules out content-driven measures at the outset. The three metrics used in this project, Burrows’ Delta, </w:t>
+      </w:r>
+      <w:r>
+        <w:t>Style Distance</w:t>
+      </w:r>
+      <w:r>
+        <w:t xml:space="preserve">, and an LLM-as-Judge, were chosen because (a) each captures a different facet of style, (b) they span one interpretable classical anchor and two deep neural signals whose errors are largely independent, so their agreement is meaningful </w:t>
       </w:r>
       <w:r>
         <w:lastRenderedPageBreak/>
-        <w:t>evidence rather than two copies of one opinion, and (c) they remain tractable on full plays without specialised hardware.</w:t>
+        <w:t xml:space="preserve">evidence rather than two copies of one opinion, and (c) they remain tractable on full plays without </w:t>
+      </w:r>
+      <w:r>
+        <w:t>specialized</w:t>
+      </w:r>
+      <w:r>
+        <w:t xml:space="preserve"> hardware.</w:t>
       </w:r>
     </w:p>
     <w:p>
@@ -4010,7 +4246,7 @@
         <w:jc w:val="both"/>
       </w:pPr>
       <w:r>
-        <w:t>Earlier drafts of this project evaluated four classical surface metrics, the Type-Token Ratio, n-gram divergence, cosine over term frequency, and Burrows’ Delta. Only Burrows’ Delta survived the content-constant design: lexical diversity and term-frequency cosine measure vocabulary and topic, quantities the rewrite deliberately holds fixed, so they are starved of signal by construction. They were replaced by the two neural metrics defined below, which read style at a depth no word count reaches.</w:t>
+        <w:t>Earlier drafts of this project evaluated four classical surface metrics, the Type-Token Ratio, n-gram divergence, cosine over term frequency, and Burrows’ Delta. Only Burrows’ Delta survived the content-constant design: lexical diversity and term-frequency cosine measure vocabulary and topic, quantities the rewrite deliberately holds fixed, so they starved of signal by construction. They replaced by the two neural metrics defined below, which read style at a depth no word count reaches.</w:t>
       </w:r>
     </w:p>
     <w:p>
@@ -4029,7 +4265,53 @@
         <w:jc w:val="both"/>
       </w:pPr>
       <w:r>
-        <w:t>Burrows' Delta is the gold-standard authorship-attribution metric introduced by John Burrows in 2002 (Burrows, 2002). It is computed in three steps. First, fix the n most frequent words across a reference corpus; n = 150 is a typical default. Second, for each document D, compute the relative frequency f_i(D) of the i-th word and convert it to a z-score using the corpus mean μ_i and standard deviation σ_i:</w:t>
+        <w:t xml:space="preserve">Burrows' Delta is the gold-standard authorship-attribution metric introduced by John Burrows in 2002 (Burrows, 2002). </w:t>
+      </w:r>
+      <w:r>
+        <w:t xml:space="preserve">It </w:t>
+      </w:r>
+      <w:proofErr w:type="gramStart"/>
+      <w:r>
+        <w:t xml:space="preserve">is </w:t>
+      </w:r>
+      <w:r>
+        <w:t>computed</w:t>
+      </w:r>
+      <w:proofErr w:type="gramEnd"/>
+      <w:r>
+        <w:t xml:space="preserve"> in three steps. First, fix the n most frequent words across a reference corpus; n = 150 is a typical default. Second, for each document D, compute the relative frequency </w:t>
+      </w:r>
+      <w:proofErr w:type="spellStart"/>
+      <w:r>
+        <w:t>f_i</w:t>
+      </w:r>
+      <w:proofErr w:type="spellEnd"/>
+      <w:r>
+        <w:t xml:space="preserve">(D) of the </w:t>
+      </w:r>
+      <w:proofErr w:type="spellStart"/>
+      <w:r>
+        <w:t>i-th</w:t>
+      </w:r>
+      <w:proofErr w:type="spellEnd"/>
+      <w:r>
+        <w:t xml:space="preserve"> word and convert it to a z-score using the corpus mean </w:t>
+      </w:r>
+      <w:proofErr w:type="spellStart"/>
+      <w:r>
+        <w:t>μ_i</w:t>
+      </w:r>
+      <w:proofErr w:type="spellEnd"/>
+      <w:r>
+        <w:t xml:space="preserve"> and standard deviation </w:t>
+      </w:r>
+      <w:proofErr w:type="spellStart"/>
+      <w:r>
+        <w:t>σ_i</w:t>
+      </w:r>
+      <w:proofErr w:type="spellEnd"/>
+      <w:r>
+        <w:t>:</w:t>
       </w:r>
     </w:p>
     <w:p>
@@ -4060,7 +4342,21 @@
         <w:jc w:val="both"/>
       </w:pPr>
       <w:r>
-        <w:t>Third, the Delta between two documents A and B is the mean absolute z-score difference (i.e. a normalised Manhattan distance over function-word usage):</w:t>
+        <w:t>Third, the Delta between two documents A and B is the mean absolute z-score difference (</w:t>
+      </w:r>
+      <w:proofErr w:type="gramStart"/>
+      <w:r>
+        <w:t>i.e.</w:t>
+      </w:r>
+      <w:proofErr w:type="gramEnd"/>
+      <w:r>
+        <w:t xml:space="preserve"> a </w:t>
+      </w:r>
+      <w:r>
+        <w:t>normalized</w:t>
+      </w:r>
+      <w:r>
+        <w:t xml:space="preserve"> Manhattan distance over function-word usage):</w:t>
       </w:r>
     </w:p>
     <w:p>
@@ -4091,7 +4387,29 @@
         <w:jc w:val="both"/>
       </w:pPr>
       <w:r>
-        <w:t>Burrows' Delta works well because the most frequent words are dominated by function words, articles, pronouns, conjunctions, whose use is largely subconscious, hard to imitate, and stable across genres. A growing literature has refined the original metric (Cosine Delta, Eder's Delta, Quadratic Delta), but the vanilla 2002 formulation remains the standard baseline (Eder, Rybicki, &amp; Kestemont, 2016).</w:t>
+        <w:t xml:space="preserve">Burrows' Delta works well because the most frequent words </w:t>
+      </w:r>
+      <w:proofErr w:type="gramStart"/>
+      <w:r>
+        <w:t>are dominated</w:t>
+      </w:r>
+      <w:proofErr w:type="gramEnd"/>
+      <w:r>
+        <w:t xml:space="preserve"> by function words, articles, pronouns, conjunctions, whose use is </w:t>
+      </w:r>
+      <w:r>
+        <w:t>subconscious</w:t>
+      </w:r>
+      <w:r>
+        <w:t xml:space="preserve">, hard to imitate, and stable across genres. A growing literature has refined the original metric (Cosine Delta, Eder's Delta, Quadratic Delta), but the vanilla 2002 formulation remains the standard baseline (Eder, Rybicki, &amp; </w:t>
+      </w:r>
+      <w:proofErr w:type="spellStart"/>
+      <w:r>
+        <w:t>Kestemont</w:t>
+      </w:r>
+      <w:proofErr w:type="spellEnd"/>
+      <w:r>
+        <w:t>, 2016).</w:t>
       </w:r>
     </w:p>
     <w:p>
@@ -4107,7 +4425,23 @@
         <w:t>Shortcomings of Burrows’ Delta.</w:t>
       </w:r>
       <w:r>
-        <w:t xml:space="preserve"> Burrows’ Delta is only as informative as the most-frequent-word vocabulary shared by the texts being compared: a register change (for example, Early Modern to modern English) shifts the function-word inventory so z-scores are measured against a moving target. It assumes function words are the dominant carrier of style, which holds between human authors but not necessarily when one text is a generated paraphrase, and it operates only on aggregate function-word frequencies, capturing none of the local syntax or deeper semantics that the two neural metrics below are designed to reach.</w:t>
+        <w:t xml:space="preserve"> Burrows’ Delta is only as informative as the most-frequent-word vocabulary shared by the texts </w:t>
+      </w:r>
+      <w:proofErr w:type="gramStart"/>
+      <w:r>
+        <w:t>being compared</w:t>
+      </w:r>
+      <w:proofErr w:type="gramEnd"/>
+      <w:r>
+        <w:t xml:space="preserve">: a register change (for example, Early Modern to modern English) shifts the function-word inventory so z-scores </w:t>
+      </w:r>
+      <w:proofErr w:type="gramStart"/>
+      <w:r>
+        <w:t>are measured</w:t>
+      </w:r>
+      <w:proofErr w:type="gramEnd"/>
+      <w:r>
+        <w:t xml:space="preserve"> against a moving target. It assumes function words are the dominant carrier of style, which holds between human authors but not necessarily when one text is a generated paraphrase, and it operates only on aggregate function-word frequencies, capturing none of the local syntax or deeper semantics that the two neural metrics below are designed to reach.</w:t>
       </w:r>
     </w:p>
     <w:p>
@@ -4122,7 +4456,15 @@
       </w:pPr>
       <w:bookmarkStart w:id="10" w:name="_Toc235180304"/>
       <w:r>
-        <w:t>2.1.2 StyleDistance (Neural Style Embedding)</w:t>
+        <w:t xml:space="preserve">2.1.2 </w:t>
+      </w:r>
+      <w:proofErr w:type="spellStart"/>
+      <w:r>
+        <w:t>StyleDistance</w:t>
+      </w:r>
+      <w:proofErr w:type="spellEnd"/>
+      <w:r>
+        <w:t xml:space="preserve"> (Neural Style Embedding)</w:t>
       </w:r>
       <w:bookmarkEnd w:id="10"/>
     </w:p>
@@ -4132,7 +4474,55 @@
         <w:jc w:val="both"/>
       </w:pPr>
       <w:r>
-        <w:t xml:space="preserve">The first neural metric replaces a hand-built feature with a learned one. StyleDistance (Patel et al., 2025) is a sentence-embedding model, a fine-tuned RoBERTa exposed through the SentenceTransformer interface, trained so that texts written in a similar style map to nearby points regardless of their subject matter. Its training is contrastive over near-parallel data: pairs that share content but differ in style are pushed apart, while pairs that share style but differ in content are pulled together, across roughly forty catalogued style features grouped into seven categories. The model maps </w:t>
+        <w:t xml:space="preserve">The first neural metric replaces a hand-built feature with a learned one. </w:t>
+      </w:r>
+      <w:proofErr w:type="spellStart"/>
+      <w:r>
+        <w:t>StyleDistance</w:t>
+      </w:r>
+      <w:proofErr w:type="spellEnd"/>
+      <w:r>
+        <w:t xml:space="preserve"> (Patel et al., 2025) is a sentence-embedding model, a fine-tuned </w:t>
+      </w:r>
+      <w:proofErr w:type="spellStart"/>
+      <w:r>
+        <w:t>RoBERTa</w:t>
+      </w:r>
+      <w:proofErr w:type="spellEnd"/>
+      <w:r>
+        <w:t xml:space="preserve"> exposed through the </w:t>
+      </w:r>
+      <w:proofErr w:type="spellStart"/>
+      <w:r>
+        <w:t>SentenceTransformer</w:t>
+      </w:r>
+      <w:proofErr w:type="spellEnd"/>
+      <w:r>
+        <w:t xml:space="preserve"> interface, trained so that texts written in a similar style map to nearby points regardless of their subject matter. Its training is contrastive over near-parallel data: pairs that share content but differ in style </w:t>
+      </w:r>
+      <w:proofErr w:type="gramStart"/>
+      <w:r>
+        <w:t>are pushed</w:t>
+      </w:r>
+      <w:proofErr w:type="gramEnd"/>
+      <w:r>
+        <w:t xml:space="preserve"> apart, while pairs that share style but differ in content </w:t>
+      </w:r>
+      <w:proofErr w:type="gramStart"/>
+      <w:r>
+        <w:t>are pulled</w:t>
+      </w:r>
+      <w:proofErr w:type="gramEnd"/>
+      <w:r>
+        <w:t xml:space="preserve"> together, across </w:t>
+      </w:r>
+      <w:proofErr w:type="gramStart"/>
+      <w:r>
+        <w:t>roughly forty</w:t>
+      </w:r>
+      <w:proofErr w:type="gramEnd"/>
+      <w:r>
+        <w:t xml:space="preserve"> catalogued style features grouped into seven categories. The model maps </w:t>
       </w:r>
       <w:r>
         <w:lastRenderedPageBreak/>
@@ -4183,16 +4573,50 @@
           <w:b/>
           <w:bCs/>
         </w:rPr>
-        <w:t>Shortcomings of StyleDistance.</w:t>
-      </w:r>
-      <w:r>
-        <w:t xml:space="preserve"> The model was trained </w:t>
+        <w:t xml:space="preserve">Shortcomings of </w:t>
+      </w:r>
+      <w:r>
+        <w:rPr>
+          <w:b/>
+          <w:bCs/>
+        </w:rPr>
+        <w:t>Style Distance</w:t>
+      </w:r>
+      <w:r>
+        <w:rPr>
+          <w:b/>
+          <w:bCs/>
+        </w:rPr>
+        <w:t>.</w:t>
+      </w:r>
+      <w:r>
+        <w:t xml:space="preserve"> The model trained </w:t>
       </w:r>
       <w:r>
         <w:t>in</w:t>
       </w:r>
       <w:r>
-        <w:t xml:space="preserve"> modern text, so its absolute values may drift on Early Modern verse; we therefore use it comparatively, original against rewrite under one fixed model version, rather than as an absolute style score. Its 768-dimensional output is also not human-interpretable: it can report that two texts differ in style but not which features drive the difference, which is why it is paired with the interpretable Burrows’ Delta and the explanatory LLM judge.</w:t>
+        <w:t xml:space="preserve"> modern text, so its absolute values may drift on Early Modern verse; we therefore use it comparatively, original against </w:t>
+      </w:r>
+      <w:r>
+        <w:t>rewriting</w:t>
+      </w:r>
+      <w:r>
+        <w:t xml:space="preserve"> under one fixed model version, rather than as an absolute style score. Its 768-dimensional output is also not human-interpretable: it can report that two texts differ in </w:t>
+      </w:r>
+      <w:r>
+        <w:t>style,</w:t>
+      </w:r>
+      <w:r>
+        <w:t xml:space="preserve"> but not which features drive the difference, which is why it </w:t>
+      </w:r>
+      <w:proofErr w:type="gramStart"/>
+      <w:r>
+        <w:t>is paired</w:t>
+      </w:r>
+      <w:proofErr w:type="gramEnd"/>
+      <w:r>
+        <w:t xml:space="preserve"> with the interpretable Burrows’ Delta and the explanatory LLM judge.</w:t>
       </w:r>
     </w:p>
     <w:p>
@@ -4211,7 +4635,15 @@
         <w:jc w:val="both"/>
       </w:pPr>
       <w:r>
-        <w:t>The second neural metric replaces a closed-form distance with a reasoned judgment (Zheng et al., 2023). A large language model is shown two passages, labelled A and B and stated to share content, and is instructed to score only how different their writing style is across six named dimensions, sentence architecture, diction and register, syntactic complexity, figurative density, rhythm and meter, and grammatical habits, each on an anchored zero-to-four scale, returning its verdict as strict JSON. The distance is the mean of the six scores, normalised to the unit interval:</w:t>
+        <w:t xml:space="preserve">The second neural metric replaces a closed-form distance with a reasoned judgment (Zheng et al., 2023). A large language model is shown two passages, labelled A and B and stated to share content, and is instructed to score only how different their writing style is across six named dimensions, sentence architecture, diction and register, syntactic complexity, figurative density, rhythm and meter, and grammatical habits, each on an anchored zero-to-four scale, returning its verdict as strict JSON. The distance is the mean of the six scores, </w:t>
+      </w:r>
+      <w:proofErr w:type="spellStart"/>
+      <w:r>
+        <w:t>normalised</w:t>
+      </w:r>
+      <w:proofErr w:type="spellEnd"/>
+      <w:r>
+        <w:t xml:space="preserve"> to the unit interval:</w:t>
       </w:r>
     </w:p>
     <w:p>
@@ -4242,7 +4674,31 @@
         <w:jc w:val="both"/>
       </w:pPr>
       <w:r>
-        <w:t>To keep this a measurement of the text rather than a recollection of the centuries-old authorship debate, the prompt is deliberately blind: it carries no titles or author names, never states which passage is the original, presents the two passages in randomised order and averages over the swap, and, where resources allow, uses a different model to judge than performed the rewrite. Scores are averaged over several length-matched chunk pairs per play. The same six dimensions govern the majority-style extraction and the rewrite of Section 3.5, so a flag is traceable on one consistent axis system from target definition through to scoring.</w:t>
+        <w:t xml:space="preserve">To keep this a measurement of the text rather than a recollection of the centuries-old authorship debate, the prompt is deliberately blind: it carries no titles or author names, never states which passage is the original, presents the two passages in </w:t>
+      </w:r>
+      <w:proofErr w:type="spellStart"/>
+      <w:r>
+        <w:t>randomised</w:t>
+      </w:r>
+      <w:proofErr w:type="spellEnd"/>
+      <w:r>
+        <w:t xml:space="preserve"> order and averages over the swap, and, where resources allow, uses a different model to judge than performed the rewrite. Scores </w:t>
+      </w:r>
+      <w:proofErr w:type="gramStart"/>
+      <w:r>
+        <w:t>are averaged</w:t>
+      </w:r>
+      <w:proofErr w:type="gramEnd"/>
+      <w:r>
+        <w:t xml:space="preserve"> over </w:t>
+      </w:r>
+      <w:proofErr w:type="gramStart"/>
+      <w:r>
+        <w:t>several</w:t>
+      </w:r>
+      <w:proofErr w:type="gramEnd"/>
+      <w:r>
+        <w:t xml:space="preserve"> length-matched chunk pairs per play. The same six dimensions govern the majority-style extraction and the rewrite of Section 3.5, so a flag is traceable on one consistent axis system from target definition through to scoring.</w:t>
       </w:r>
     </w:p>
     <w:p>
@@ -4258,7 +4714,15 @@
         <w:t>Shortcomings of the LLM judge.</w:t>
       </w:r>
       <w:r>
-        <w:t xml:space="preserve"> It is less reproducible than a closed-form metric; this is controlled by fixing the temperature to zero, pinning the model version, freezing the prompt, and enforcing a strict output schema, and by treating the judge as one arm of three rather than a sole authority. A residual contamination risk remains if the model is ever asked an authorship question, which the blind, comparison-only design specifically avoids.</w:t>
+        <w:t xml:space="preserve"> It is less reproducible than a closed-form metric; this is controlled by fixing the temperature to zero, pinning the model version, freezing the prompt, and enforcing a strict output schema, and by treating the judge as one arm of three rather than a sole authority. A residual contamination risk remains if the model </w:t>
+      </w:r>
+      <w:proofErr w:type="gramStart"/>
+      <w:r>
+        <w:t>is ever asked</w:t>
+      </w:r>
+      <w:proofErr w:type="gramEnd"/>
+      <w:r>
+        <w:t xml:space="preserve"> an authorship question, which the blind, comparison-only design specifically avoids.</w:t>
       </w:r>
     </w:p>
     <w:p>
@@ -4360,7 +4824,21 @@
         <w:jc w:val="both"/>
       </w:pPr>
       <w:r>
-        <w:t xml:space="preserve">Once each play is reduced to a sequence of segment-level separator scores, three further mathematical tools complete the original pipeline. Dynamic Time Warping computes a warp-tolerant distance between two such sequences: it minimises </w:t>
+        <w:t xml:space="preserve">Once each play </w:t>
+      </w:r>
+      <w:proofErr w:type="gramStart"/>
+      <w:r>
+        <w:t>is reduced</w:t>
+      </w:r>
+      <w:proofErr w:type="gramEnd"/>
+      <w:r>
+        <w:t xml:space="preserve"> to a sequence of segment-level separator scores, three further mathematical tools complete the original pipeline. Dynamic Time Warping computes a warp-tolerant distance between two such sequences: it </w:t>
+      </w:r>
+      <w:r>
+        <w:t>minimizes</w:t>
+      </w:r>
+      <w:r>
+        <w:t xml:space="preserve"> </w:t>
       </w:r>
       <m:oMath>
         <m:r>
@@ -4427,7 +4905,15 @@
       </w:r>
       <w:r>
         <w:lastRenderedPageBreak/>
-        <w:t>same-content, different-style version on which classical stylometric metrics can then be evaluated.</w:t>
+        <w:t xml:space="preserve">same-content, different-style version on which classical stylometric metrics can then </w:t>
+      </w:r>
+      <w:proofErr w:type="gramStart"/>
+      <w:r>
+        <w:t>be evaluated</w:t>
+      </w:r>
+      <w:proofErr w:type="gramEnd"/>
+      <w:r>
+        <w:t>.</w:t>
       </w:r>
     </w:p>
     <w:p>
@@ -4486,7 +4972,19 @@
         <w:jc w:val="both"/>
       </w:pPr>
       <w:r>
-        <w:t>Input layer must ingest the canonical Shakespeare corpus (37 plays) in plain UTF-8 text, normalised by stripping front-matter, scene headings, and stage directions while preserving dialogue.</w:t>
+        <w:t xml:space="preserve">Input layer must ingest the </w:t>
+      </w:r>
+      <w:r>
+        <w:t>authorized</w:t>
+      </w:r>
+      <w:r>
+        <w:t xml:space="preserve"> Shakespeare corpus (37 plays) in plain UTF-8 text, </w:t>
+      </w:r>
+      <w:r>
+        <w:t>normalized</w:t>
+      </w:r>
+      <w:r>
+        <w:t xml:space="preserve"> by stripping front-matter, scene headings, and stage directions while preserving dialogue.</w:t>
       </w:r>
     </w:p>
     <w:p>
@@ -4506,7 +5004,15 @@
         <w:jc w:val="both"/>
       </w:pPr>
       <w:r>
-        <w:t>LLM-rewrite layer must produce a complete, contiguous, single-pass rewrite of each play; chunked rewriting is explicitly forbidden (see §3.2.1).</w:t>
+        <w:t xml:space="preserve">LLM-rewrite layer must produce a complete, contiguous, single-pass rewrite of each play; chunked rewriting </w:t>
+      </w:r>
+      <w:proofErr w:type="gramStart"/>
+      <w:r>
+        <w:t>is explicitly forbidden (see 3.2.1)</w:t>
+      </w:r>
+      <w:proofErr w:type="gramEnd"/>
+      <w:r>
+        <w:t>.</w:t>
       </w:r>
     </w:p>
     <w:p>
@@ -4529,7 +5035,19 @@
         <w:rPr>
           <w:rFonts w:ascii="Arimo" w:eastAsia="Arimo" w:hAnsi="Arimo" w:cs="Arimo"/>
         </w:rPr>
-        <w:t>Metrics layer must compute, for each (original, rewrite) pair, all three stylometric distances: StyleDistance (a content-independent style embedding), an LLM-as-Judge over six style dimensions, and Burrows' Delta with n = 150 function words most frequent words.</w:t>
+        <w:t xml:space="preserve">Metrics layer must compute, for each (original, rewrite) pair, all three stylometric distances: </w:t>
+      </w:r>
+      <w:r>
+        <w:rPr>
+          <w:rFonts w:ascii="Arimo" w:eastAsia="Arimo" w:hAnsi="Arimo" w:cs="Arimo"/>
+        </w:rPr>
+        <w:t>Style Distance</w:t>
+      </w:r>
+      <w:r>
+        <w:rPr>
+          <w:rFonts w:ascii="Arimo" w:eastAsia="Arimo" w:hAnsi="Arimo" w:cs="Arimo"/>
+        </w:rPr>
+        <w:t xml:space="preserve"> (a content-independent style embedding), an LLM-as-Judge over six style dimensions, and Burrows' Delta with n = 150 function words most frequent words.</w:t>
       </w:r>
     </w:p>
     <w:p>
@@ -4706,7 +5224,27 @@
         <w:jc w:val="both"/>
       </w:pPr>
       <w:r>
-        <w:t>Our first attempt used the same chunking strategy as the original Deep Impostors pipeline: split each play into roughly equal word segments, send each segment independently to the LLM with a "rewrite this passage in modern English" prompt, and concatenate the results. We discarded this approach during early prototyping for two reasons. First, segmenting a play breaks dramatic context: a chunk extracted mid-scene loses the speaker labels and the situational frame that the LLM relies on to keep voices consistent, so the rewrites slid into a homogenised, neutral register and erased exactly the inter-character stylistic variation that classical stylometric metrics are designed to detect. Second, chunk boundaries introduced artefacts: end-of-chunk sentences were often truncated, and the LLM occasionally repeated content across consecutive chunks, skewing both the token counts and the n-gram statistics in non-stylistic ways. Both effects produced distance distributions whose variance dominated the signal we cared about.</w:t>
+        <w:t xml:space="preserve">Our first attempt used the same chunking strategy as the original Deep Impostors pipeline: split each play into </w:t>
+      </w:r>
+      <w:r>
+        <w:t>equal</w:t>
+      </w:r>
+      <w:r>
+        <w:t xml:space="preserve"> word segments, send each segment independently to the LLM with a "rewrite this passage in modern English" prompt, and concatenate the results. We discarded this approach during early prototyping for two reasons. First, segmenting a play breaks dramatic context: a chunk extracted mid-scene loses the speaker labels and the situational frame that the LLM relies on to keep voices consistent, so the rewrites slid into a </w:t>
+      </w:r>
+      <w:r>
+        <w:t>homogenized</w:t>
+      </w:r>
+      <w:r>
+        <w:t xml:space="preserve">, neutral register and erased exactly the inter-character stylistic variation that classical stylometric metrics are designed to detect. Second, chunk boundaries introduced artefacts: end-of-chunk sentences </w:t>
+      </w:r>
+      <w:proofErr w:type="gramStart"/>
+      <w:r>
+        <w:t>were often truncated</w:t>
+      </w:r>
+      <w:proofErr w:type="gramEnd"/>
+      <w:r>
+        <w:t>, and the LLM occasionally repeated content across consecutive chunks, skewing both the token counts and the n-gram statistics in non-stylistic ways. Both effects produced distance distributions whose variance dominated the signal we cared about.</w:t>
       </w:r>
     </w:p>
     <w:p>
@@ -4725,7 +5263,29 @@
         <w:jc w:val="both"/>
       </w:pPr>
       <w:r>
-        <w:t>We therefore moved to a whole-play rewriting protocol. Each play is sent to the LLM in a single prompt that contains the full text, the corpus majority style profile extracted in 3.5.1, and a fixed instruction set asking the model to rewrite the play in the target style. The model returns the entire rewritten play in one completion. This protocol preserves dramatic context end-to-end, eliminates chunk-boundary artefacts, and leverages the long context windows that current GPT-4-class and Claude-class models offer (128k tokens and above), comfortably accommodating any single Shakespearean play. The structure of the prompt is described below.</w:t>
+        <w:t xml:space="preserve">We therefore moved to a whole-play rewriting protocol. Each play </w:t>
+      </w:r>
+      <w:proofErr w:type="gramStart"/>
+      <w:r>
+        <w:t>is sent</w:t>
+      </w:r>
+      <w:proofErr w:type="gramEnd"/>
+      <w:r>
+        <w:t xml:space="preserve"> to the LLM in a single prompt that contains </w:t>
+      </w:r>
+      <w:r>
+        <w:t>full</w:t>
+      </w:r>
+      <w:r>
+        <w:t xml:space="preserve"> text, the corpus majority style profile extracted in 3.5.1, and a fixed instruction set asking the model to rewrite the play in the target style. The model returns the entire rewritten play in one completion. This protocol preserves dramatic context end-to-end, eliminates chunk-boundary artefacts, and leverages the long context windows that current GPT-4-class and Claude-class models offer (128k tokens and above), comfortably accommodating any single Shakespearean play. The structure of the prompt </w:t>
+      </w:r>
+      <w:proofErr w:type="gramStart"/>
+      <w:r>
+        <w:t>is described</w:t>
+      </w:r>
+      <w:proofErr w:type="gramEnd"/>
+      <w:r>
+        <w:t xml:space="preserve"> below.</w:t>
       </w:r>
     </w:p>
     <w:p>
@@ -4744,7 +5304,21 @@
         <w:t>system message</w:t>
       </w:r>
       <w:r>
-        <w:t xml:space="preserve"> establishes the model’s role as a stylistic rewriter and instructs it to take a literary text and produce a version whose style conforms as closely as possible to a supplied target profile, while preserving every scene, every character, every speaker label, every plot beat, and every entrance and exit. The model is told not to summarise, not to skip lines, not to insert commentary, and to output the entire rewritten play and nothing else. The </w:t>
+        <w:t xml:space="preserve"> establishes the model’s role as a stylistic rewriter and instructs it to take a literary text and produce a version whose style conforms as closely as possible to a supplied target profile, while preserving every scene, every character, every speaker label, every plot beat, and every entrance and exit. The model </w:t>
+      </w:r>
+      <w:proofErr w:type="gramStart"/>
+      <w:r>
+        <w:t>is told</w:t>
+      </w:r>
+      <w:proofErr w:type="gramEnd"/>
+      <w:r>
+        <w:t xml:space="preserve"> not to </w:t>
+      </w:r>
+      <w:r>
+        <w:t>summaries</w:t>
+      </w:r>
+      <w:r>
+        <w:t xml:space="preserve">, not to skip lines, not to insert commentary, and to output the entire rewritten play and nothing else. The </w:t>
       </w:r>
       <w:r>
         <w:rPr>
@@ -4773,11 +5347,17 @@
         <w:jc w:val="both"/>
       </w:pPr>
       <w:r>
-        <w:t xml:space="preserve">We chose rewriting rather than, say, asking the LLM to write a pastiche from a synopsis because rewriting holds the semantic content roughly constant while controlling the stylistic axis. Conditioning on the corpus majority style profile directs the rewrite toward a known reference distribution, which is what makes the three </w:t>
+        <w:t xml:space="preserve">We chose rewriting rather than, say, asking the LLM to write a pastiche from a synopsis because rewriting holds the semantic content </w:t>
+      </w:r>
+      <w:r>
+        <w:t>constant</w:t>
+      </w:r>
+      <w:r>
+        <w:t xml:space="preserve"> while controlling the stylistic axis. Conditioning on the corpus majority style profile directs the rewrite toward a known reference distribution, which is what makes the three downstream distance </w:t>
       </w:r>
       <w:r>
         <w:lastRenderedPageBreak/>
-        <w:t xml:space="preserve">downstream distance metrics meaningful: each </w:t>
+        <w:t xml:space="preserve">metrics meaningful: each </w:t>
       </w:r>
       <w:r>
         <w:t>measure</w:t>
@@ -4819,7 +5399,21 @@
         <w:jc w:val="both"/>
       </w:pPr>
       <w:r>
-        <w:t>Length variance after rewriting. Modern-English rewrites tend to be longer than Early Modern English originals; this would bias any frequency-based comparison. Mitigation: all metrics are computed on length-matched segments of the original and rewrite, so Burrows' Delta and StyleDistance see comparable spans and the LLM judge scores equally sized passages.</w:t>
+        <w:t xml:space="preserve">Length variance after rewriting. Modern-English rewrites tend to be longer than Early Modern English originals; this would bias any frequency-based comparison. Mitigation: all metrics </w:t>
+      </w:r>
+      <w:proofErr w:type="gramStart"/>
+      <w:r>
+        <w:t>are computed</w:t>
+      </w:r>
+      <w:proofErr w:type="gramEnd"/>
+      <w:r>
+        <w:t xml:space="preserve"> on length-matched segments of the original and rewrite, so Burrows' Delta and </w:t>
+      </w:r>
+      <w:r>
+        <w:t>Style Distance</w:t>
+      </w:r>
+      <w:r>
+        <w:t xml:space="preserve"> see comparable spans and the LLM judge scores equally sized passages.</w:t>
       </w:r>
     </w:p>
     <w:p>
@@ -4901,11 +5495,21 @@
       <w:r>
         <w:t xml:space="preserve">Comparability across LLMs. Different models may </w:t>
       </w:r>
+      <w:proofErr w:type="gramStart"/>
       <w:r>
         <w:t>be rewritten</w:t>
       </w:r>
-      <w:r>
-        <w:t xml:space="preserve"> at different stylistic distances. Mitigation: the experiment is designed primarily as a within-model comparison of metrics, not a between-model contest.</w:t>
+      <w:proofErr w:type="gramEnd"/>
+      <w:r>
+        <w:t xml:space="preserve"> at different stylistic distances. Mitigation: the experiment </w:t>
+      </w:r>
+      <w:proofErr w:type="gramStart"/>
+      <w:r>
+        <w:t>is designed</w:t>
+      </w:r>
+      <w:proofErr w:type="gramEnd"/>
+      <w:r>
+        <w:t xml:space="preserve"> primarily as a within-model comparison of metrics, not a between-model contest.</w:t>
       </w:r>
     </w:p>
     <w:p>
@@ -4975,7 +5579,13 @@
         <w:jc w:val="both"/>
       </w:pPr>
       <w:r>
-        <w:t>Stylometry tooling: a Python re-implementation of Burrows' Delta following the stylo R package (Eder et al., 2016).</w:t>
+        <w:t xml:space="preserve">Stylometry tooling: a Python re-implementation of Burrows' Delta following the </w:t>
+      </w:r>
+      <w:r>
+        <w:t>style</w:t>
+      </w:r>
+      <w:r>
+        <w:t xml:space="preserve"> R package (Eder et al., 2016).</w:t>
       </w:r>
     </w:p>
     <w:p>
@@ -5035,7 +5645,15 @@
         <w:jc w:val="both"/>
       </w:pPr>
       <w:r>
-        <w:t>Corpus: the canonical 40-play Shakespeare corpus from Project Gutenberg (public domain).</w:t>
+        <w:t xml:space="preserve">Corpus: the </w:t>
+      </w:r>
+      <w:proofErr w:type="gramStart"/>
+      <w:r>
+        <w:t>canonical</w:t>
+      </w:r>
+      <w:proofErr w:type="gramEnd"/>
+      <w:r>
+        <w:t xml:space="preserve"> 40-play Shakespeare corpus from Project Gutenberg (public domain).</w:t>
       </w:r>
     </w:p>
     <w:p>
@@ -5258,7 +5876,13 @@
               <w:spacing w:line="270" w:lineRule="auto"/>
             </w:pPr>
             <w:r>
-              <w:t>Loads and normalises plays.</w:t>
+              <w:t xml:space="preserve">Loads and </w:t>
+            </w:r>
+            <w:r>
+              <w:t>normalizes</w:t>
+            </w:r>
+            <w:r>
+              <w:t xml:space="preserve"> plays.</w:t>
             </w:r>
           </w:p>
         </w:tc>
@@ -5682,10 +6306,7 @@
               <w:spacing w:line="270" w:lineRule="auto"/>
             </w:pPr>
             <w:r>
-              <w:t>Generate</w:t>
-            </w:r>
-            <w:r>
-              <w:t xml:space="preserve"> figures and final tables.</w:t>
+              <w:t>Generate figures and final tables.</w:t>
             </w:r>
           </w:p>
         </w:tc>
@@ -5752,8 +6373,20 @@
         <w:jc w:val="both"/>
       </w:pPr>
       <w:r>
-        <w:t xml:space="preserve">For each play in corpus, the harness performs the following sequence of operations. First, the play is normalised by stripping front-matter and stage directions, yielding the cleaned text </w:t>
-      </w:r>
+        <w:t xml:space="preserve">For each play in corpus, the harness performs the following sequence of operations. First, the play </w:t>
+      </w:r>
+      <w:proofErr w:type="gramStart"/>
+      <w:r>
+        <w:t xml:space="preserve">is </w:t>
+      </w:r>
+      <w:r>
+        <w:t>normalized</w:t>
+      </w:r>
+      <w:proofErr w:type="gramEnd"/>
+      <w:r>
+        <w:t xml:space="preserve"> by stripping front-matter and stage directions, yielding the cleaned text </w:t>
+      </w:r>
+      <w:proofErr w:type="spellStart"/>
       <w:r>
         <w:rPr>
           <w:i/>
@@ -5761,6 +6394,7 @@
         </w:rPr>
         <w:t>P_i_clean</w:t>
       </w:r>
+      <w:proofErr w:type="spellEnd"/>
       <w:r>
         <w:t xml:space="preserve">. Second, for </w:t>
       </w:r>
@@ -5809,42 +6443,114 @@
           <w:i/>
           <w:iCs/>
         </w:rPr>
-        <w:t>(i, j)</w:t>
-      </w:r>
-      <w:r>
-        <w:t xml:space="preserve">, producing the rewrite </w:t>
-      </w:r>
+        <w:t>(</w:t>
+      </w:r>
+      <w:proofErr w:type="spellStart"/>
       <w:r>
         <w:rPr>
           <w:i/>
           <w:iCs/>
         </w:rPr>
-        <w:t>R_{i,j}</w:t>
-      </w:r>
-      <w:r>
-        <w:t xml:space="preserve">. Third, for each of the three metrics in the set { </w:t>
-      </w:r>
-      <w:r>
-        <w:t>Style Distance</w:t>
-      </w:r>
-      <w:r>
-        <w:t xml:space="preserve">, LLM-as-Judge, Burrows' </w:t>
-      </w:r>
-      <w:r>
-        <w:t>Delta ,</w:t>
-      </w:r>
-      <w:r>
-        <w:t xml:space="preserve"> the corresponding distance is computed between the original cleaned play and the rewrite, and stored in the entry </w:t>
-      </w:r>
+        <w:t>i</w:t>
+      </w:r>
+      <w:proofErr w:type="spellEnd"/>
       <w:r>
         <w:rPr>
           <w:i/>
           <w:iCs/>
         </w:rPr>
-        <w:t>D[i, j, m]</w:t>
-      </w:r>
-      <w:r>
-        <w:t>. After the corpus has been processed, aggregated statistics and per-metric rankings are reported.</w:t>
+        <w:t>, j)</w:t>
+      </w:r>
+      <w:r>
+        <w:t xml:space="preserve">, producing the rewrite </w:t>
+      </w:r>
+      <w:r>
+        <w:rPr>
+          <w:i/>
+          <w:iCs/>
+        </w:rPr>
+        <w:t>R_{</w:t>
+      </w:r>
+      <w:proofErr w:type="spellStart"/>
+      <w:r>
+        <w:rPr>
+          <w:i/>
+          <w:iCs/>
+        </w:rPr>
+        <w:t>i,j</w:t>
+      </w:r>
+      <w:proofErr w:type="spellEnd"/>
+      <w:r>
+        <w:rPr>
+          <w:i/>
+          <w:iCs/>
+        </w:rPr>
+        <w:t>}</w:t>
+      </w:r>
+      <w:r>
+        <w:t xml:space="preserve">. Third, for each of the three metrics in the set { </w:t>
+      </w:r>
+      <w:r>
+        <w:t>Style Distance</w:t>
+      </w:r>
+      <w:r>
+        <w:t xml:space="preserve">, LLM-as-Judge, Burrows' </w:t>
+      </w:r>
+      <w:r>
+        <w:t>Delta ,</w:t>
+      </w:r>
+      <w:r>
+        <w:t xml:space="preserve"> the corresponding distance </w:t>
+      </w:r>
+      <w:proofErr w:type="gramStart"/>
+      <w:r>
+        <w:t>is computed</w:t>
+      </w:r>
+      <w:proofErr w:type="gramEnd"/>
+      <w:r>
+        <w:t xml:space="preserve"> between the original cleaned play and the rewrite, and stored in the entry </w:t>
+      </w:r>
+      <w:r>
+        <w:rPr>
+          <w:i/>
+          <w:iCs/>
+        </w:rPr>
+        <w:t>D[</w:t>
+      </w:r>
+      <w:proofErr w:type="spellStart"/>
+      <w:r>
+        <w:rPr>
+          <w:i/>
+          <w:iCs/>
+        </w:rPr>
+        <w:t>i</w:t>
+      </w:r>
+      <w:proofErr w:type="spellEnd"/>
+      <w:r>
+        <w:rPr>
+          <w:i/>
+          <w:iCs/>
+        </w:rPr>
+        <w:t>, j, m]</w:t>
+      </w:r>
+      <w:r>
+        <w:t xml:space="preserve">. After the corpus has </w:t>
+      </w:r>
+      <w:proofErr w:type="gramStart"/>
+      <w:r>
+        <w:t>been processed</w:t>
+      </w:r>
+      <w:proofErr w:type="gramEnd"/>
+      <w:r>
+        <w:t xml:space="preserve">, aggregated statistics and per-metric rankings </w:t>
+      </w:r>
+      <w:proofErr w:type="gramStart"/>
+      <w:r>
+        <w:t>are reported</w:t>
+      </w:r>
+      <w:proofErr w:type="gramEnd"/>
+      <w:r>
+        <w:t>.</w:t>
       </w:r>
     </w:p>
     <w:p>
@@ -5853,7 +6559,15 @@
         <w:jc w:val="both"/>
       </w:pPr>
       <w:r>
-        <w:t xml:space="preserve">A control distribution is built in parallel by computing the same three metrics on </w:t>
+        <w:t xml:space="preserve">A control distribution </w:t>
+      </w:r>
+      <w:proofErr w:type="gramStart"/>
+      <w:r>
+        <w:t>is built</w:t>
+      </w:r>
+      <w:proofErr w:type="gramEnd"/>
+      <w:r>
+        <w:t xml:space="preserve"> in parallel by computing the same three metrics on </w:t>
       </w:r>
       <m:oMath>
         <m:r>
@@ -5864,7 +6578,15 @@
         </m:r>
       </m:oMath>
       <w:r>
-        <w:t>pairs where P_i' is a held-out half of the same play. This gives an empirical lower bound on each metric's value when no rewriting has occurred, against which the original-vs-rewrite distances can be compared with a one-sided Mann-Whitney U test.</w:t>
+        <w:t xml:space="preserve">pairs where P_i' is a held-out half of the same play. This gives an empirical lower bound on each metric's value when no rewriting has occurred, against which the original-vs-rewrite distances can </w:t>
+      </w:r>
+      <w:proofErr w:type="gramStart"/>
+      <w:r>
+        <w:t>be compared</w:t>
+      </w:r>
+      <w:proofErr w:type="gramEnd"/>
+      <w:r>
+        <w:t xml:space="preserve"> with a one-sided Mann-Whitney U test.</w:t>
       </w:r>
     </w:p>
     <w:p>
@@ -5883,7 +6605,21 @@
         <w:jc w:val="both"/>
       </w:pPr>
       <w:r>
-        <w:t xml:space="preserve">Before any (original, rewrite) pair can be evaluated, we must establish a baseline that characterises the </w:t>
+        <w:t xml:space="preserve">Before any (original, rewrite) pair can </w:t>
+      </w:r>
+      <w:proofErr w:type="gramStart"/>
+      <w:r>
+        <w:t>be evaluated</w:t>
+      </w:r>
+      <w:proofErr w:type="gramEnd"/>
+      <w:r>
+        <w:t xml:space="preserve">, we must establish a baseline that </w:t>
+      </w:r>
+      <w:r>
+        <w:t>characterizes</w:t>
+      </w:r>
+      <w:r>
+        <w:t xml:space="preserve"> the </w:t>
       </w:r>
       <w:r>
         <w:rPr>
@@ -5893,7 +6629,13 @@
         <w:t>typical</w:t>
       </w:r>
       <w:r>
-        <w:t xml:space="preserve"> stylistic profile of the canonical Shakespeare corpus. This baseline, called the </w:t>
+        <w:t xml:space="preserve"> stylistic profile of the </w:t>
+      </w:r>
+      <w:r>
+        <w:t>authorized</w:t>
+      </w:r>
+      <w:r>
+        <w:t xml:space="preserve"> Shakespeare corpus. This baseline, called the </w:t>
       </w:r>
       <w:r>
         <w:rPr>
@@ -5903,7 +6645,13 @@
         <w:t>corpus majority style</w:t>
       </w:r>
       <w:r>
-        <w:t>, is what Burrows' Delta ultimately z-scores against; StyleDistance and the LLM-as-Judge instead compare each original with its rewrite directly, and it is extracted as a one-time preprocessing step at the start of every experiment run.</w:t>
+        <w:t xml:space="preserve">, is what Burrows' Delta ultimately z-scores against; </w:t>
+      </w:r>
+      <w:r>
+        <w:t>Style Distance</w:t>
+      </w:r>
+      <w:r>
+        <w:t xml:space="preserve"> and the LLM-as-Judge instead compare each original with its rewrite directly, and it is extracted as a one-time preprocessing step at the start of every experiment run.</w:t>
       </w:r>
     </w:p>
     <w:p>
@@ -5920,7 +6668,21 @@
         <w:t>Step 1. Vocabulary profiling.</w:t>
       </w:r>
       <w:r>
-        <w:t xml:space="preserve"> All 37 plays are tokenised, lower-cased, and pooled into a single bag of tokens. The </w:t>
+        <w:t xml:space="preserve"> All </w:t>
+      </w:r>
+      <w:proofErr w:type="gramStart"/>
+      <w:r>
+        <w:t>37</w:t>
+      </w:r>
+      <w:proofErr w:type="gramEnd"/>
+      <w:r>
+        <w:t xml:space="preserve"> plays are </w:t>
+      </w:r>
+      <w:r>
+        <w:t>tokenized</w:t>
+      </w:r>
+      <w:r>
+        <w:t xml:space="preserve">, lower-cased, and pooled into a single bag of tokens. The </w:t>
       </w:r>
       <w:r>
         <w:rPr>
@@ -5940,7 +6702,15 @@
         <w:t>N</w:t>
       </w:r>
       <w:r>
-        <w:t xml:space="preserve"> = 150) are retained as the </w:t>
+        <w:t xml:space="preserve"> = 150) </w:t>
+      </w:r>
+      <w:proofErr w:type="gramStart"/>
+      <w:r>
+        <w:t>are retained</w:t>
+      </w:r>
+      <w:proofErr w:type="gramEnd"/>
+      <w:r>
+        <w:t xml:space="preserve"> as the </w:t>
       </w:r>
       <w:r>
         <w:rPr>
@@ -5950,7 +6720,15 @@
         <w:t>Burrows vocabulary</w:t>
       </w:r>
       <w:r>
-        <w:t xml:space="preserve">, i.e. the function-word-dominated subset on which Burrows' Delta will operate. A larger general vocabulary </w:t>
+        <w:t xml:space="preserve">, </w:t>
+      </w:r>
+      <w:proofErr w:type="gramStart"/>
+      <w:r>
+        <w:t>i.e.</w:t>
+      </w:r>
+      <w:proofErr w:type="gramEnd"/>
+      <w:r>
+        <w:t xml:space="preserve"> the function-word-dominated subset on which Burrows' Delta will operate. A larger general vocabulary </w:t>
       </w:r>
       <w:r>
         <w:rPr>
@@ -5960,7 +6738,15 @@
         <w:t>V</w:t>
       </w:r>
       <w:r>
-        <w:t>* (every word appearing at least three times in the corpus) is retained for the cosine-TF metric.</w:t>
+        <w:t xml:space="preserve">* (every word appearing at least three times in the corpus) </w:t>
+      </w:r>
+      <w:proofErr w:type="gramStart"/>
+      <w:r>
+        <w:t>is retained</w:t>
+      </w:r>
+      <w:proofErr w:type="gramEnd"/>
+      <w:r>
+        <w:t xml:space="preserve"> for the cosine-TF metric.</w:t>
       </w:r>
     </w:p>
     <w:p>
@@ -6099,7 +6885,15 @@
         </m:r>
       </m:oMath>
       <w:r>
-        <w:t xml:space="preserve"> is the reference distribution against which any text, whether original or LLM-rewritten, will later be z-scored.</w:t>
+        <w:t xml:space="preserve"> is the reference distribution against which any text, whether original or LLM-rewritten, will later </w:t>
+      </w:r>
+      <w:proofErr w:type="gramStart"/>
+      <w:r>
+        <w:t>be z-scored</w:t>
+      </w:r>
+      <w:proofErr w:type="gramEnd"/>
+      <w:r>
+        <w:t>.</w:t>
       </w:r>
     </w:p>
     <w:p>
@@ -6125,7 +6919,15 @@
         <w:t>V</w:t>
       </w:r>
       <w:r>
-        <w:t xml:space="preserve">*, are computed once over the pooled corpus and </w:t>
+        <w:t xml:space="preserve">*, </w:t>
+      </w:r>
+      <w:proofErr w:type="gramStart"/>
+      <w:r>
+        <w:t>are computed</w:t>
+      </w:r>
+      <w:proofErr w:type="gramEnd"/>
+      <w:r>
+        <w:t xml:space="preserve"> once over the pooled corpus and </w:t>
       </w:r>
       <w:r>
         <w:t>caught</w:t>
@@ -6152,6 +6954,7 @@
       <w:r>
         <w:t>The resulting reference object, comprising the Burrows vocabulary, the (</w:t>
       </w:r>
+      <w:proofErr w:type="spellStart"/>
       <w:r>
         <w:rPr>
           <w:i/>
@@ -6160,8 +6963,13 @@
         <w:t>μ</w:t>
       </w:r>
       <w:r>
-        <w:t xml:space="preserve">_i, </w:t>
-      </w:r>
+        <w:t>_i</w:t>
+      </w:r>
+      <w:proofErr w:type="spellEnd"/>
+      <w:r>
+        <w:t xml:space="preserve">, </w:t>
+      </w:r>
+      <w:proofErr w:type="spellStart"/>
       <w:r>
         <w:rPr>
           <w:i/>
@@ -6170,7 +6978,27 @@
         <w:t>σ</w:t>
       </w:r>
       <w:r>
-        <w:t xml:space="preserve">_i) pairs, the pooled n-gram profile, and the global TF vocabulary, is serialised once per experiment and consumed by the Metric layer described below. Because it is computed from the </w:t>
+        <w:t>_i</w:t>
+      </w:r>
+      <w:proofErr w:type="spellEnd"/>
+      <w:r>
+        <w:t xml:space="preserve">) pairs, the pooled n-gram profile, and the global TF vocabulary, is </w:t>
+      </w:r>
+      <w:proofErr w:type="spellStart"/>
+      <w:r>
+        <w:t>serialised</w:t>
+      </w:r>
+      <w:proofErr w:type="spellEnd"/>
+      <w:r>
+        <w:t xml:space="preserve"> once per experiment and consumed by the Metric layer described below. Because it </w:t>
+      </w:r>
+      <w:proofErr w:type="gramStart"/>
+      <w:r>
+        <w:t>is computed</w:t>
+      </w:r>
+      <w:proofErr w:type="gramEnd"/>
+      <w:r>
+        <w:t xml:space="preserve"> from the </w:t>
       </w:r>
       <w:r>
         <w:t>canon, it</w:t>
@@ -6192,7 +7020,15 @@
         <w:t>plays</w:t>
       </w:r>
       <w:r>
-        <w:t>, and any LLM rewrite of one, can then be measured against.</w:t>
+        <w:t xml:space="preserve">, and any LLM rewrite of one, can then </w:t>
+      </w:r>
+      <w:proofErr w:type="gramStart"/>
+      <w:r>
+        <w:t>be measured</w:t>
+      </w:r>
+      <w:proofErr w:type="gramEnd"/>
+      <w:r>
+        <w:t xml:space="preserve"> against.</w:t>
       </w:r>
     </w:p>
     <w:p>
@@ -6201,7 +7037,15 @@
         <w:jc w:val="both"/>
       </w:pPr>
       <w:r>
-        <w:t>A second, more conservative variant is also supported by the pipeline: instead of pooling all 37 plays, the reference is built only from the 22 plays that fall in the dominant cluster reported by Volkovich and Avros (2025), excluding the 15 outlier plays whose authorship is itself in question. This variant prevents the disputed plays from contaminating the reference distribution, at the cost of a smaller training pool, and is reported in Phase B as an ablation.</w:t>
+        <w:t xml:space="preserve">A second, more conservative variant is also supported by the pipeline: instead of pooling all 37 plays, the reference is built only from the 22 plays that fall in the dominant cluster reported by Volkovich and Avros (2025), excluding the 15 outlier plays whose authorship is itself in question. This variant prevents the disputed plays from contaminating the reference distribution, at the cost of a smaller training pool, and </w:t>
+      </w:r>
+      <w:proofErr w:type="gramStart"/>
+      <w:r>
+        <w:t>is reported</w:t>
+      </w:r>
+      <w:proofErr w:type="gramEnd"/>
+      <w:r>
+        <w:t xml:space="preserve"> in Phase B as an ablation.</w:t>
       </w:r>
     </w:p>
     <w:p>
@@ -6267,7 +7111,21 @@
         <w:jc w:val="both"/>
       </w:pPr>
       <w:r>
-        <w:t>The pipeline runs as a single forward sequence of stages, with a parallel control branch supplying the Aggregator with held-out half-play distances so that rewrite-pair distances can be calibrated against a no-rewrite baseline:</w:t>
+        <w:t xml:space="preserve">The pipeline runs as a single forward sequence of stages, with a parallel control branch supplying the Aggregator </w:t>
+      </w:r>
+      <w:r>
+        <w:t>withhold</w:t>
+      </w:r>
+      <w:r>
+        <w:t xml:space="preserve">-out half-play distances so that rewrite-pair distances can </w:t>
+      </w:r>
+      <w:proofErr w:type="gramStart"/>
+      <w:r>
+        <w:t>be calibrated</w:t>
+      </w:r>
+      <w:proofErr w:type="gramEnd"/>
+      <w:r>
+        <w:t xml:space="preserve"> against a no-rewrite baseline:</w:t>
       </w:r>
     </w:p>
     <w:p>
@@ -6312,7 +7170,7 @@
           <w:b/>
           <w:bCs/>
         </w:rPr>
-        <w:t>Normaliser</w:t>
+        <w:t>Normalizer</w:t>
       </w:r>
       <w:sdt>
         <w:sdtPr>
@@ -6445,7 +7303,7 @@
           <w:b/>
           <w:bCs/>
         </w:rPr>
-        <w:t>Reporter</w:t>
+        <w:t>Reporter.</w:t>
       </w:r>
     </w:p>
     <w:p>
@@ -6503,7 +7361,23 @@
         <w:spacing w:before="60" w:after="60" w:line="280" w:lineRule="auto"/>
       </w:pPr>
       <w:r>
-        <w:t xml:space="preserve">We downloaded all 51 Shakespeare plays individually from Project Gutenberg, including the 14 apocryphal works listed in the original paper. At our supervisors’ request we added three Edward de Vere texts (a letter, a poem, and a 1573 source document) to test the alternative-authorship hypothesis </w:t>
+        <w:t xml:space="preserve">We downloaded all 51 Shakespeare plays individually from Project Gutenberg, including the </w:t>
+      </w:r>
+      <w:proofErr w:type="gramStart"/>
+      <w:r>
+        <w:t>14</w:t>
+      </w:r>
+      <w:proofErr w:type="gramEnd"/>
+      <w:r>
+        <w:t xml:space="preserve"> apocryphal works listed in the original paper. At our supervisors’ request we added three Edward de Vere texts (a letter, a poem, and a 1573 source document) to </w:t>
+      </w:r>
+      <w:proofErr w:type="gramStart"/>
+      <w:r>
+        <w:t>test</w:t>
+      </w:r>
+      <w:proofErr w:type="gramEnd"/>
+      <w:r>
+        <w:t xml:space="preserve"> the alternative-authorship hypothesis </w:t>
       </w:r>
       <w:r>
         <w:t>directly and</w:t>
@@ -6533,7 +7407,63 @@
         <w:spacing w:before="60" w:after="60" w:line="280" w:lineRule="auto"/>
       </w:pPr>
       <w:r>
-        <w:t>We implemented the CNN+Bi-LSTM pipeline as described in Volkovich and Avros (2025): Word2Vec skip-gram embeddings, kernel sizes 3/6/12, 500 BiLSTM units. Across 308 valid iterations (of 465 possible pairs) we matched 9 of the paper’s 15 suspicious plays via a score-threshold approach; CuDNN LSTM memory fragmentation prevented running all 465 pairs, and a GRU variant only extended the stable range to roughly 300.</w:t>
+        <w:t xml:space="preserve">We implemented the </w:t>
+      </w:r>
+      <w:proofErr w:type="spellStart"/>
+      <w:r>
+        <w:t>CNN+Bi-LSTM</w:t>
+      </w:r>
+      <w:proofErr w:type="spellEnd"/>
+      <w:r>
+        <w:t xml:space="preserve"> pipeline as described in Volkovich and Avros (2025): Word2Vec skip-gram embeddings, kernel sizes 3/6/12, 500 </w:t>
+      </w:r>
+      <w:proofErr w:type="spellStart"/>
+      <w:r>
+        <w:t>BiLSTM</w:t>
+      </w:r>
+      <w:proofErr w:type="spellEnd"/>
+      <w:r>
+        <w:t xml:space="preserve"> units. Across 308 valid iterations (of 465 </w:t>
+      </w:r>
+      <w:proofErr w:type="gramStart"/>
+      <w:r>
+        <w:t>possible pairs</w:t>
+      </w:r>
+      <w:proofErr w:type="gramEnd"/>
+      <w:r>
+        <w:t xml:space="preserve">) we matched </w:t>
+      </w:r>
+      <w:proofErr w:type="gramStart"/>
+      <w:r>
+        <w:t>9</w:t>
+      </w:r>
+      <w:proofErr w:type="gramEnd"/>
+      <w:r>
+        <w:t xml:space="preserve"> of the paper’s </w:t>
+      </w:r>
+      <w:proofErr w:type="gramStart"/>
+      <w:r>
+        <w:t>15</w:t>
+      </w:r>
+      <w:proofErr w:type="gramEnd"/>
+      <w:r>
+        <w:t xml:space="preserve"> suspicious plays via a score-threshold approach; </w:t>
+      </w:r>
+      <w:proofErr w:type="spellStart"/>
+      <w:r>
+        <w:t>CuDNN</w:t>
+      </w:r>
+      <w:proofErr w:type="spellEnd"/>
+      <w:r>
+        <w:t xml:space="preserve"> LSTM memory fragmentation prevented running all 465 pairs, and a GRU variant only extended the stable range to </w:t>
+      </w:r>
+      <w:proofErr w:type="gramStart"/>
+      <w:r>
+        <w:t>roughly 300</w:t>
+      </w:r>
+      <w:proofErr w:type="gramEnd"/>
+      <w:r>
+        <w:t>.</w:t>
       </w:r>
     </w:p>
     <w:p>
@@ -6549,88 +7479,199 @@
           <w:b/>
           <w:bCs/>
         </w:rPr>
-        <w:t>Experiment 2 — DistilBERT with LoRA</w:t>
-      </w:r>
-    </w:p>
-    <w:p>
-      <w:pPr>
-        <w:spacing w:before="60" w:after="60" w:line="280" w:lineRule="auto"/>
-      </w:pPr>
-      <w:r>
-        <w:t xml:space="preserve">We replaced the original BERT separator — which the authors acknowledged as under fine-tuned — with DistilBERT plus three improvements: LoRA adapters (739,586 trainable parameters, 1.09% of the model), 128-token inputs instead of 50-word inputs, and an AdamW warmup schedule. Across 253 valid iterations, </w:t>
-      </w:r>
-      <w:r>
-        <w:lastRenderedPageBreak/>
-        <w:t>DistilBERT matched 8 of the paper’s 15 suspicious plays, an efficiency of 0.032 plays/iteration versus the paper’s BERT at 0.060 — better fine-tuning, but still not an improvement in raw efficiency.</w:t>
-      </w:r>
-    </w:p>
-    <w:p>
-      <w:pPr>
-        <w:spacing w:before="60" w:after="60" w:line="280" w:lineRule="auto"/>
+        <w:t xml:space="preserve">Experiment 2 — </w:t>
+      </w:r>
+      <w:proofErr w:type="spellStart"/>
+      <w:r>
         <w:rPr>
           <w:b/>
           <w:bCs/>
         </w:rPr>
-      </w:pPr>
+        <w:t>DistilBERT</w:t>
+      </w:r>
+      <w:proofErr w:type="spellEnd"/>
       <w:r>
         <w:rPr>
           <w:b/>
           <w:bCs/>
         </w:rPr>
-        <w:t>Experiment 3 — Mistral 7B with QLoRA</w:t>
-      </w:r>
-    </w:p>
-    <w:p>
-      <w:pPr>
-        <w:spacing w:before="60" w:after="60" w:line="280" w:lineRule="auto"/>
-      </w:pPr>
-      <w:r>
-        <w:t>We replaced the separator with Mistral 7B, fine-tuned via 4-bit QLoRA on an A100 GPU. Mistral reached 100% training accuracy at distinguishing impostor pairs, well above the CNN or DistilBERT. With only 22 valid iterations it matched 8 of the paper’s 15 suspicious plays — 0.364 plays/iteration, 3.2× the paper’s CNN (</w:t>
-      </w:r>
-      <w:r>
-        <w:t>0.113)</w:t>
-      </w:r>
-      <w:r>
-        <w:t xml:space="preserve"> and additionally flagged Hamlet, a novel finding no other model produced. Colab Pro+ usage limits stopped the run short of the full 30 pairs; the 22-iteration checkpoint is the preliminary result reported here.</w:t>
-      </w:r>
-    </w:p>
-    <w:p>
-      <w:pPr>
-        <w:spacing w:before="60" w:after="60" w:line="280" w:lineRule="auto"/>
+        <w:t xml:space="preserve"> with </w:t>
+      </w:r>
+      <w:proofErr w:type="spellStart"/>
+      <w:r>
         <w:rPr>
           <w:b/>
           <w:bCs/>
         </w:rPr>
-      </w:pPr>
-      <w:r>
+        <w:t>LoRA</w:t>
+      </w:r>
+      <w:proofErr w:type="spellEnd"/>
+    </w:p>
+    <w:p>
+      <w:pPr>
+        <w:spacing w:before="60" w:after="60" w:line="280" w:lineRule="auto"/>
+      </w:pPr>
+      <w:r>
+        <w:t xml:space="preserve">We replaced the original BERT separator — which the authors acknowledged as under fine-tuned — with </w:t>
+      </w:r>
+      <w:proofErr w:type="spellStart"/>
+      <w:r>
+        <w:t>DistilBERT</w:t>
+      </w:r>
+      <w:proofErr w:type="spellEnd"/>
+      <w:r>
+        <w:t xml:space="preserve"> plus three improvements: </w:t>
+      </w:r>
+      <w:proofErr w:type="spellStart"/>
+      <w:r>
+        <w:t>LoRA</w:t>
+      </w:r>
+      <w:proofErr w:type="spellEnd"/>
+      <w:r>
+        <w:t xml:space="preserve"> adapters (739,586 trainable parameters, 1.09% of the model), 128-token inputs instead of 50-word inputs, and an </w:t>
+      </w:r>
+      <w:proofErr w:type="spellStart"/>
+      <w:r>
+        <w:t>AdamW</w:t>
+      </w:r>
+      <w:proofErr w:type="spellEnd"/>
+      <w:r>
+        <w:t xml:space="preserve"> warmup schedule. Across 253 valid iterations, </w:t>
+      </w:r>
+      <w:proofErr w:type="spellStart"/>
+      <w:r>
+        <w:lastRenderedPageBreak/>
+        <w:t>DistilBERT</w:t>
+      </w:r>
+      <w:proofErr w:type="spellEnd"/>
+      <w:r>
+        <w:t xml:space="preserve"> matched </w:t>
+      </w:r>
+      <w:proofErr w:type="gramStart"/>
+      <w:r>
+        <w:t>8</w:t>
+      </w:r>
+      <w:proofErr w:type="gramEnd"/>
+      <w:r>
+        <w:t xml:space="preserve"> of the paper’s </w:t>
+      </w:r>
+      <w:proofErr w:type="gramStart"/>
+      <w:r>
+        <w:t>15</w:t>
+      </w:r>
+      <w:proofErr w:type="gramEnd"/>
+      <w:r>
+        <w:t xml:space="preserve"> suspicious plays, an efficiency of 0.032 plays/iteration versus the paper’s BERT at 0.060 — better fine-tuning, but still not an improvement in raw efficiency.</w:t>
+      </w:r>
+    </w:p>
+    <w:p>
+      <w:pPr>
+        <w:spacing w:before="60" w:after="60" w:line="280" w:lineRule="auto"/>
         <w:rPr>
           <w:b/>
           <w:bCs/>
         </w:rPr>
-        <w:t>De Vere Findings</w:t>
-      </w:r>
-    </w:p>
-    <w:p>
-      <w:pPr>
-        <w:spacing w:before="60" w:after="60" w:line="280" w:lineRule="auto"/>
-      </w:pPr>
-      <w:r>
-        <w:t>The De Vere letter (1573) was consistently flagged suspicious across both DistilBERT and Mistral 7B (anomaly scores 0.1242 and 0.1919), suggesting his documented style does not cluster with the authentic Shakespeare core — evidence against the alternative-authorship theory, though the single-letter sample (20 batches) is a significant limitation warranting further investigation.</w:t>
-      </w:r>
-    </w:p>
-    <w:p>
-      <w:pPr>
-        <w:spacing w:before="60" w:after="60" w:line="280" w:lineRule="auto"/>
+      </w:pPr>
+      <w:r>
         <w:rPr>
           <w:b/>
           <w:bCs/>
         </w:rPr>
-      </w:pPr>
+        <w:t xml:space="preserve">Experiment 3 — Mistral 7B with </w:t>
+      </w:r>
+      <w:proofErr w:type="spellStart"/>
       <w:r>
         <w:rPr>
           <w:b/>
           <w:bCs/>
         </w:rPr>
+        <w:t>QLoRA</w:t>
+      </w:r>
+      <w:proofErr w:type="spellEnd"/>
+    </w:p>
+    <w:p>
+      <w:pPr>
+        <w:spacing w:before="60" w:after="60" w:line="280" w:lineRule="auto"/>
+      </w:pPr>
+      <w:r>
+        <w:t xml:space="preserve">We replaced the separator with Mistral 7B, fine-tuned via 4-bit </w:t>
+      </w:r>
+      <w:proofErr w:type="spellStart"/>
+      <w:r>
+        <w:t>QLoRA</w:t>
+      </w:r>
+      <w:proofErr w:type="spellEnd"/>
+      <w:r>
+        <w:t xml:space="preserve"> on an A100 GPU. Mistral reached 100% training accuracy at distinguishing impostor pairs, well above the CNN or </w:t>
+      </w:r>
+      <w:proofErr w:type="spellStart"/>
+      <w:r>
+        <w:t>DistilBERT</w:t>
+      </w:r>
+      <w:proofErr w:type="spellEnd"/>
+      <w:r>
+        <w:t>. With only 22 valid iterations it matched 8 of the paper’s 15 suspicious plays — 0.364 plays/iteration, 3.2× the paper’s CNN (</w:t>
+      </w:r>
+      <w:r>
+        <w:t>0.113)</w:t>
+      </w:r>
+      <w:r>
+        <w:t xml:space="preserve"> and additionally flagged Hamlet, a novel finding no other model produced. </w:t>
+      </w:r>
+      <w:proofErr w:type="spellStart"/>
+      <w:r>
+        <w:t>Colab</w:t>
+      </w:r>
+      <w:proofErr w:type="spellEnd"/>
+      <w:r>
+        <w:t xml:space="preserve"> Pro+ usage limits stopped the run short of the full 30 pairs; the 22-iteration checkpoint is the preliminary result reported here.</w:t>
+      </w:r>
+    </w:p>
+    <w:p>
+      <w:pPr>
+        <w:spacing w:before="60" w:after="60" w:line="280" w:lineRule="auto"/>
+        <w:rPr>
+          <w:b/>
+          <w:bCs/>
+        </w:rPr>
+      </w:pPr>
+      <w:r>
+        <w:rPr>
+          <w:b/>
+          <w:bCs/>
+        </w:rPr>
+        <w:t>De Vere Findings</w:t>
+      </w:r>
+    </w:p>
+    <w:p>
+      <w:pPr>
+        <w:spacing w:before="60" w:after="60" w:line="280" w:lineRule="auto"/>
+      </w:pPr>
+      <w:r>
+        <w:t xml:space="preserve">The De Vere letter (1573) was consistently flagged suspicious across both </w:t>
+      </w:r>
+      <w:proofErr w:type="spellStart"/>
+      <w:r>
+        <w:t>DistilBERT</w:t>
+      </w:r>
+      <w:proofErr w:type="spellEnd"/>
+      <w:r>
+        <w:t xml:space="preserve"> and Mistral 7B (anomaly scores 0.1242 and 0.1919), suggesting his documented style does not cluster with the authentic Shakespeare core — evidence against the alternative-authorship theory, though the single-letter sample (20 batches) is a significant limitation warranting further investigation.</w:t>
+      </w:r>
+    </w:p>
+    <w:p>
+      <w:pPr>
+        <w:spacing w:before="60" w:after="60" w:line="280" w:lineRule="auto"/>
+        <w:rPr>
+          <w:b/>
+          <w:bCs/>
+        </w:rPr>
+      </w:pPr>
+      <w:r>
+        <w:rPr>
+          <w:b/>
+          <w:bCs/>
+        </w:rPr>
         <w:t>Summary of Results</w:t>
       </w:r>
     </w:p>
@@ -6639,7 +7680,45 @@
         <w:spacing w:before="60" w:after="60" w:line="280" w:lineRule="auto"/>
       </w:pPr>
       <w:r>
-        <w:t>Seven plays were flagged as suspicious by all three of our models independently: The Merry Wives of Windsor, Venus and Adonis, The Puritaine Widdow, Arden of Feversham, The London Prodigal, A Yorkshire Tragedy, and King Henry V. We consider these the most robustly anomalous works in the corpus, as three fundamentally different architectures converge on the same finding. The table below summarises performance across all experiments.</w:t>
+        <w:t xml:space="preserve">Seven plays </w:t>
+      </w:r>
+      <w:proofErr w:type="gramStart"/>
+      <w:r>
+        <w:t>were flagged</w:t>
+      </w:r>
+      <w:proofErr w:type="gramEnd"/>
+      <w:r>
+        <w:t xml:space="preserve"> as suspicious by all three of our models independently: The Merry Wives of Windsor, </w:t>
+      </w:r>
+      <w:proofErr w:type="gramStart"/>
+      <w:r>
+        <w:t>Venus</w:t>
+      </w:r>
+      <w:proofErr w:type="gramEnd"/>
+      <w:r>
+        <w:t xml:space="preserve"> and Adonis, The </w:t>
+      </w:r>
+      <w:proofErr w:type="spellStart"/>
+      <w:r>
+        <w:t>Puritaine</w:t>
+      </w:r>
+      <w:proofErr w:type="spellEnd"/>
+      <w:r>
+        <w:t xml:space="preserve"> </w:t>
+      </w:r>
+      <w:proofErr w:type="spellStart"/>
+      <w:r>
+        <w:t>Widdow</w:t>
+      </w:r>
+      <w:proofErr w:type="spellEnd"/>
+      <w:r>
+        <w:t xml:space="preserve">, Arden of Feversham, The London Prodigal, A Yorkshire Tragedy, and King Henry V. We consider these the most robustly anomalous works in the corpus, as three fundamentally different architectures converge on the same finding. The table below </w:t>
+      </w:r>
+      <w:r>
+        <w:t>summarizes</w:t>
+      </w:r>
+      <w:r>
+        <w:t xml:space="preserve"> performance across all experiments.</w:t>
       </w:r>
     </w:p>
     <w:p>
@@ -6658,7 +7737,23 @@
         <w:jc w:val="both"/>
       </w:pPr>
       <w:r>
-        <w:t>Because the project does not deliver a user-facing system, its success is measured by the quality of the comparative study it enables. Four quantitative criteria are defined in advance:</w:t>
+        <w:t xml:space="preserve">Because the project does not deliver a user-facing system, its success </w:t>
+      </w:r>
+      <w:proofErr w:type="gramStart"/>
+      <w:r>
+        <w:t>is measured</w:t>
+      </w:r>
+      <w:proofErr w:type="gramEnd"/>
+      <w:r>
+        <w:t xml:space="preserve"> by the quality of the comparative study it enables. Four quantitative criteria </w:t>
+      </w:r>
+      <w:proofErr w:type="gramStart"/>
+      <w:r>
+        <w:t>are defined</w:t>
+      </w:r>
+      <w:proofErr w:type="gramEnd"/>
+      <w:r>
+        <w:t xml:space="preserve"> in advance:</w:t>
       </w:r>
     </w:p>
     <w:p>
@@ -6700,7 +7795,15 @@
         </m:r>
       </m:oMath>
       <w:r>
-        <w:t>. Significance is established with a one-sided Mann-Whitney U test at α = 0.05 with Bonferroni correction across the three metrics.</w:t>
+        <w:t xml:space="preserve">. Significance </w:t>
+      </w:r>
+      <w:proofErr w:type="gramStart"/>
+      <w:r>
+        <w:t>is established</w:t>
+      </w:r>
+      <w:proofErr w:type="gramEnd"/>
+      <w:r>
+        <w:t xml:space="preserve"> with a one-sided Mann-Whitney U test at α = 0.05 with Bonferroni correction across the three metrics.</w:t>
       </w:r>
     </w:p>
     <w:p>
@@ -6720,7 +7823,15 @@
         <w:jc w:val="both"/>
       </w:pPr>
       <w:r>
-        <w:t>Separability. Each metric is scored by the area under its ROC curve when used as a binary classifier between rewrite-pairs and control-pairs. The winning metric is the one with the highest AUC.</w:t>
+        <w:t xml:space="preserve">Separability. Each metric </w:t>
+      </w:r>
+      <w:proofErr w:type="gramStart"/>
+      <w:r>
+        <w:t>is scored</w:t>
+      </w:r>
+      <w:proofErr w:type="gramEnd"/>
+      <w:r>
+        <w:t xml:space="preserve"> by the area under its ROC curve when used as a binary classifier between rewrite-pairs and control-pairs. The winning metric is the one with the highest AUC.</w:t>
       </w:r>
     </w:p>
     <w:p>
@@ -6749,7 +7860,49 @@
             <w:rPr>
               <w:rFonts w:ascii="Arial Unicode MS" w:eastAsia="Arial Unicode MS" w:hAnsi="Arial Unicode MS" w:cs="Arial Unicode MS"/>
             </w:rPr>
-            <w:t>Stability. For each metric, the coefficient of variation CV = σ / μ across the k re-runs of each play must be ≤ 0.15. Metrics with higher CV are reported as "unstable" and excluded from final ranking.</w:t>
+            <w:t xml:space="preserve">Stability. For each metric, the coefficient of variation </w:t>
+          </w:r>
+          <w:proofErr w:type="gramStart"/>
+          <w:r>
+            <w:rPr>
+              <w:rFonts w:ascii="Arial Unicode MS" w:eastAsia="Arial Unicode MS" w:hAnsi="Arial Unicode MS" w:cs="Arial Unicode MS"/>
+            </w:rPr>
+            <w:t>CV</w:t>
+          </w:r>
+          <w:proofErr w:type="gramEnd"/>
+          <w:r>
+            <w:rPr>
+              <w:rFonts w:ascii="Arial Unicode MS" w:eastAsia="Arial Unicode MS" w:hAnsi="Arial Unicode MS" w:cs="Arial Unicode MS"/>
+            </w:rPr>
+            <w:t xml:space="preserve"> = σ / μ across the k re-runs of each play must be ≤ 0.15. Metrics with higher </w:t>
+          </w:r>
+          <w:proofErr w:type="gramStart"/>
+          <w:r>
+            <w:rPr>
+              <w:rFonts w:ascii="Arial Unicode MS" w:eastAsia="Arial Unicode MS" w:hAnsi="Arial Unicode MS" w:cs="Arial Unicode MS"/>
+            </w:rPr>
+            <w:t>CV</w:t>
+          </w:r>
+          <w:proofErr w:type="gramEnd"/>
+          <w:r>
+            <w:rPr>
+              <w:rFonts w:ascii="Arial Unicode MS" w:eastAsia="Arial Unicode MS" w:hAnsi="Arial Unicode MS" w:cs="Arial Unicode MS"/>
+            </w:rPr>
+            <w:t xml:space="preserve"> </w:t>
+          </w:r>
+          <w:proofErr w:type="gramStart"/>
+          <w:r>
+            <w:rPr>
+              <w:rFonts w:ascii="Arial Unicode MS" w:eastAsia="Arial Unicode MS" w:hAnsi="Arial Unicode MS" w:cs="Arial Unicode MS"/>
+            </w:rPr>
+            <w:t>are reported</w:t>
+          </w:r>
+          <w:proofErr w:type="gramEnd"/>
+          <w:r>
+            <w:rPr>
+              <w:rFonts w:ascii="Arial Unicode MS" w:eastAsia="Arial Unicode MS" w:hAnsi="Arial Unicode MS" w:cs="Arial Unicode MS"/>
+            </w:rPr>
+            <w:t xml:space="preserve"> as "unstable" and excluded from final ranking.</w:t>
           </w:r>
         </w:sdtContent>
       </w:sdt>
@@ -6900,8 +8053,18 @@
                 <w:bCs/>
                 <w:color w:val="FFFFFF"/>
               </w:rPr>
-              <w:t>What is tested</w:t>
-            </w:r>
+              <w:t xml:space="preserve">What is </w:t>
+            </w:r>
+            <w:proofErr w:type="gramStart"/>
+            <w:r>
+              <w:rPr>
+                <w:b/>
+                <w:bCs/>
+                <w:color w:val="FFFFFF"/>
+              </w:rPr>
+              <w:t>tested</w:t>
+            </w:r>
+            <w:proofErr w:type="gramEnd"/>
           </w:p>
         </w:tc>
         <w:tc>
@@ -7034,7 +8197,15 @@
               <w:spacing w:line="270" w:lineRule="auto"/>
             </w:pPr>
             <w:r>
-              <w:t>Output matches reference within 1e-6.</w:t>
+              <w:t xml:space="preserve">Output matches reference within </w:t>
+            </w:r>
+            <w:proofErr w:type="gramStart"/>
+            <w:r>
+              <w:t>1e</w:t>
+            </w:r>
+            <w:proofErr w:type="gramEnd"/>
+            <w:r>
+              <w:t>-6.</w:t>
             </w:r>
           </w:p>
         </w:tc>
@@ -7115,7 +8286,10 @@
               <w:spacing w:line="270" w:lineRule="auto"/>
             </w:pPr>
             <w:r>
-              <w:t>Normaliser strips stage directions / front-matter.</w:t>
+              <w:t>Normalizer</w:t>
+            </w:r>
+            <w:r>
+              <w:t xml:space="preserve"> strips stage directions / front-matter.</w:t>
             </w:r>
           </w:p>
         </w:tc>
@@ -7140,7 +8314,15 @@
               <w:spacing w:line="270" w:lineRule="auto"/>
             </w:pPr>
             <w:r>
-              <w:t>100% removal on a fixture set of 5 plays.</w:t>
+              <w:t xml:space="preserve">100% removal on a fixture set of </w:t>
+            </w:r>
+            <w:proofErr w:type="gramStart"/>
+            <w:r>
+              <w:t>5</w:t>
+            </w:r>
+            <w:proofErr w:type="gramEnd"/>
+            <w:r>
+              <w:t xml:space="preserve"> plays.</w:t>
             </w:r>
           </w:p>
         </w:tc>
@@ -7477,7 +8659,15 @@
               <w:spacing w:line="270" w:lineRule="auto"/>
             </w:pPr>
             <w:r>
-              <w:t>Distribution concentrated near 0; outliers investigated.</w:t>
+              <w:t xml:space="preserve">Distribution concentrated near </w:t>
+            </w:r>
+            <w:proofErr w:type="gramStart"/>
+            <w:r>
+              <w:t>0</w:t>
+            </w:r>
+            <w:proofErr w:type="gramEnd"/>
+            <w:r>
+              <w:t>; outliers investigated.</w:t>
             </w:r>
           </w:p>
         </w:tc>
@@ -7558,7 +8748,15 @@
               <w:spacing w:line="270" w:lineRule="auto"/>
             </w:pPr>
             <w:r>
-              <w:t>k = 5 re-runs of each rewrite; report CV per metric.</w:t>
+              <w:t xml:space="preserve">k = 5 re-runs of each rewrite; report </w:t>
+            </w:r>
+            <w:proofErr w:type="gramStart"/>
+            <w:r>
+              <w:t>CV</w:t>
+            </w:r>
+            <w:proofErr w:type="gramEnd"/>
+            <w:r>
+              <w:t xml:space="preserve"> per metric.</w:t>
             </w:r>
           </w:p>
         </w:tc>
@@ -7588,11 +8786,19 @@
                 <w:id w:val="637231539"/>
               </w:sdtPr>
               <w:sdtContent>
+                <w:proofErr w:type="gramStart"/>
                 <w:r>
                   <w:rPr>
                     <w:rFonts w:ascii="Arial Unicode MS" w:eastAsia="Arial Unicode MS" w:hAnsi="Arial Unicode MS" w:cs="Arial Unicode MS"/>
                   </w:rPr>
-                  <w:t>CV ≤ 0.15 for at least two of the three metrics.</w:t>
+                  <w:t>CV</w:t>
+                </w:r>
+                <w:proofErr w:type="gramEnd"/>
+                <w:r>
+                  <w:rPr>
+                    <w:rFonts w:ascii="Arial Unicode MS" w:eastAsia="Arial Unicode MS" w:hAnsi="Arial Unicode MS" w:cs="Arial Unicode MS"/>
+                  </w:rPr>
+                  <w:t xml:space="preserve"> ≤ 0.15 for at least two of the three metrics.</w:t>
                 </w:r>
               </w:sdtContent>
             </w:sdt>
@@ -7727,7 +8933,15 @@
         <w:jc w:val="both"/>
       </w:pPr>
       <w:r>
-        <w:t>Phase B will execute the protocol above and report the numbers: a per-metric distance table, a stability profile across re-runs, and a separability analysis against the held-out half-play control. Beyond this core experiment, three further lines of investigation are planned, each extending the project in a direction the Phase A design does not yet explore.</w:t>
+        <w:t xml:space="preserve">Phase B will execute the protocol above and report the numbers: a per-metric distance table, a stability profile across re-runs, and a separability analysis against the held-out half-play control. Beyond this core experiment, three further lines of investigation </w:t>
+      </w:r>
+      <w:proofErr w:type="gramStart"/>
+      <w:r>
+        <w:t>are planned</w:t>
+      </w:r>
+      <w:proofErr w:type="gramEnd"/>
+      <w:r>
+        <w:t>, each extending the project in a direction the Phase A design does not yet explore.</w:t>
       </w:r>
     </w:p>
     <w:p>
@@ -7743,7 +8957,15 @@
         <w:t>First extension. CNN/BERT robustness probe.</w:t>
       </w:r>
       <w:r>
-        <w:t xml:space="preserve"> The original plays and their LLM-rewritten counterparts are both passed through the published CNN and BERT pipeline of Volkovich and Avros (2025) to test whether the two versions land in the same cluster. Consistent classification would indicate the deep separators rely on features that survive LLM paraphrase; inconsistent classification would suggest the opposite, with implications for the robustness of deep-learning authorship attribution.</w:t>
+        <w:t xml:space="preserve"> The original plays and their LLM-rewritten counterparts </w:t>
+      </w:r>
+      <w:proofErr w:type="gramStart"/>
+      <w:r>
+        <w:t>are both passed</w:t>
+      </w:r>
+      <w:proofErr w:type="gramEnd"/>
+      <w:r>
+        <w:t xml:space="preserve"> through the published CNN and BERT pipeline of Volkovich and Avros (2025) to test whether the two versions land in the same cluster. Consistent classification would indicate the deep separators rely on features that survive LLM paraphrase; inconsistent classification would suggest the opposite, with implications for the robustness of deep-learning authorship attribution.</w:t>
       </w:r>
     </w:p>
     <w:p>
@@ -7760,7 +8982,7 @@
         <w:t>Second extension. Large-chunk rewriting variant.</w:t>
       </w:r>
       <w:r>
-        <w:t xml:space="preserve"> In addition to the whole-play rewrite of §3.2.2, each play is also rewritten as a few large chunks (roughly act- or half-play-sized) — between the failed fine-grained chunking of §3.2.1 and the whole-play approach, large enough to preserve dramatic context yet small enough to probe whether partial context loss affects the three metrics. Comparing whole-play and large-chunk rewrites yields a context-sensitivity profile for each metric.</w:t>
+        <w:t xml:space="preserve"> In addition to the whole-play rewrite of 3.2.2, each play is also rewritten as a few large chunks (roughly act- or half-play-sized) — between the failed fine-grained chunking of §3.2.1 and the whole-play approach, large enough to preserve dramatic context yet small enough to probe whether partial context loss affects the three metrics. Comparing whole-play and large-chunk rewrites yields a context-sensitivity profile for each metric.</w:t>
       </w:r>
     </w:p>
     <w:p>
@@ -7776,7 +8998,31 @@
         <w:t>Third extension. LLM at every stage of Deep Impostors.</w:t>
       </w:r>
       <w:r>
-        <w:t xml:space="preserve"> The most ambitious extension replaces every component of the original pipeline with a Large Language Model and asks, stage by stage, whether the substitution improves, degrades, or leaves unchanged the published 15-play cluster: a prompted LLM replaces the CNN+Bi-LSTM/BERT separator, an LLM sequence comparator replaces Dynamic Time Warping, and an LLM that scores anomalies and proposes clusters replaces Isolation Forest plus K-medoids. The hypothesis is that an LLM can absorb each downstream stage while operating on richer information than a numerical signal alone. One example prompt per stage is sketched below; in Phase B these will be refined and reported as a four-cell ablation table.</w:t>
+        <w:t xml:space="preserve"> The most ambitious extension replaces every component of the original pipeline with a Large Language Model and asks, stage by stage, whether the substitution improves, degrades, or leaves unchanged the published 15-play cluster: a prompted LLM replaces the </w:t>
+      </w:r>
+      <w:proofErr w:type="spellStart"/>
+      <w:r>
+        <w:t>CNN+Bi-LSTM</w:t>
+      </w:r>
+      <w:proofErr w:type="spellEnd"/>
+      <w:r>
+        <w:t xml:space="preserve">/BERT separator, an LLM sequence comparator replaces Dynamic Time Warping, and an LLM that scores anomalies and proposes clusters replaces Isolation Forest plus K-medoids. The hypothesis is that an LLM can absorb each downstream stage while operating on richer information than a numerical signal alone. One example prompt per stage </w:t>
+      </w:r>
+      <w:proofErr w:type="gramStart"/>
+      <w:r>
+        <w:t>is sketched</w:t>
+      </w:r>
+      <w:proofErr w:type="gramEnd"/>
+      <w:r>
+        <w:t xml:space="preserve"> below; in Phase B these will </w:t>
+      </w:r>
+      <w:proofErr w:type="gramStart"/>
+      <w:r>
+        <w:t>be refined</w:t>
+      </w:r>
+      <w:proofErr w:type="gramEnd"/>
+      <w:r>
+        <w:t xml:space="preserve"> and reported as a four-cell ablation table.</w:t>
       </w:r>
     </w:p>
     <w:p>
@@ -7789,10 +9035,42 @@
           <w:b/>
           <w:bCs/>
         </w:rPr>
-        <w:t>Example prompt 1, segment classifier.</w:t>
-      </w:r>
-      <w:r>
-        <w:t xml:space="preserve"> “You will be shown a short passage from an Early Modern English play. Decide whether it is more consistent with Author A (target Shakespearean style) or Author B (impostor style), based on vocabulary, syntax, and rhythm. Output a single number between 0 and 1 for the probability it was written by Author A. Do not justify your answer.”</w:t>
+        <w:t xml:space="preserve">Example prompt </w:t>
+      </w:r>
+      <w:proofErr w:type="gramStart"/>
+      <w:r>
+        <w:rPr>
+          <w:b/>
+          <w:bCs/>
+        </w:rPr>
+        <w:t>1</w:t>
+      </w:r>
+      <w:proofErr w:type="gramEnd"/>
+      <w:r>
+        <w:rPr>
+          <w:b/>
+          <w:bCs/>
+        </w:rPr>
+        <w:t>, segment classifier.</w:t>
+      </w:r>
+      <w:r>
+        <w:t xml:space="preserve"> “You will </w:t>
+      </w:r>
+      <w:proofErr w:type="gramStart"/>
+      <w:r>
+        <w:t>be shown</w:t>
+      </w:r>
+      <w:proofErr w:type="gramEnd"/>
+      <w:r>
+        <w:t xml:space="preserve"> a short passage from an Early Modern English play. Decide whether it is more consistent with Author A (target Shakespearean style) or Author B (impostor style), based on vocabulary, syntax, and rhythm. Output a single number between 0 and 1 for the probability </w:t>
+      </w:r>
+      <w:proofErr w:type="gramStart"/>
+      <w:r>
+        <w:t>it was written by Author A.</w:t>
+      </w:r>
+      <w:proofErr w:type="gramEnd"/>
+      <w:r>
+        <w:t xml:space="preserve"> Do not justify your answer.”</w:t>
       </w:r>
     </w:p>
     <w:p>
@@ -7805,10 +9083,48 @@
           <w:b/>
           <w:bCs/>
         </w:rPr>
-        <w:t>Example prompt 2, sequence comparator.</w:t>
-      </w:r>
-      <w:r>
-        <w:t xml:space="preserve"> “You will be given two sequences of authorship scores from consecutive segments of two plays. Treat each as a stylistic trajectory. Estimate how similar the two trajectories are on a scale from 0 (identical) to 1 (very different), tolerating mild local misalignment but penalising sustained divergence. Output the score and one sentence of justification.”</w:t>
+        <w:t xml:space="preserve">Example prompt </w:t>
+      </w:r>
+      <w:proofErr w:type="gramStart"/>
+      <w:r>
+        <w:rPr>
+          <w:b/>
+          <w:bCs/>
+        </w:rPr>
+        <w:t>2</w:t>
+      </w:r>
+      <w:proofErr w:type="gramEnd"/>
+      <w:r>
+        <w:rPr>
+          <w:b/>
+          <w:bCs/>
+        </w:rPr>
+        <w:t>, sequence comparator.</w:t>
+      </w:r>
+      <w:r>
+        <w:t xml:space="preserve"> “You will </w:t>
+      </w:r>
+      <w:proofErr w:type="gramStart"/>
+      <w:r>
+        <w:t>be given</w:t>
+      </w:r>
+      <w:proofErr w:type="gramEnd"/>
+      <w:r>
+        <w:t xml:space="preserve"> two sequences of authorship scores from consecutive segments of two plays. Treat each as a stylistic trajectory. Estimate how similar the two trajectories are on a scale from 0 (identical) to 1 (</w:t>
+      </w:r>
+      <w:proofErr w:type="gramStart"/>
+      <w:r>
+        <w:t>very different</w:t>
+      </w:r>
+      <w:proofErr w:type="gramEnd"/>
+      <w:r>
+        <w:t xml:space="preserve">), tolerating mild local misalignment but </w:t>
+      </w:r>
+      <w:r>
+        <w:t>penalizing</w:t>
+      </w:r>
+      <w:r>
+        <w:t xml:space="preserve"> sustained divergence. Output the score and one sentence of justification.”</w:t>
       </w:r>
     </w:p>
     <w:p>
@@ -7821,10 +9137,42 @@
           <w:b/>
           <w:bCs/>
         </w:rPr>
-        <w:t>Example prompt 3, anomaly detector.</w:t>
-      </w:r>
-      <w:r>
-        <w:t xml:space="preserve"> “You will be given the per-play distance scores for the 37 plays. Score each from 0 (typical) to 1 (anomalous) relative to the rest of the corpus, considering both magnitude and rank. Output a JSON object mapping play title to anomaly score.”</w:t>
+        <w:t xml:space="preserve">Example prompt </w:t>
+      </w:r>
+      <w:proofErr w:type="gramStart"/>
+      <w:r>
+        <w:rPr>
+          <w:b/>
+          <w:bCs/>
+        </w:rPr>
+        <w:t>3</w:t>
+      </w:r>
+      <w:proofErr w:type="gramEnd"/>
+      <w:r>
+        <w:rPr>
+          <w:b/>
+          <w:bCs/>
+        </w:rPr>
+        <w:t>, anomaly detector.</w:t>
+      </w:r>
+      <w:r>
+        <w:t xml:space="preserve"> “You will </w:t>
+      </w:r>
+      <w:proofErr w:type="gramStart"/>
+      <w:r>
+        <w:t>be given</w:t>
+      </w:r>
+      <w:proofErr w:type="gramEnd"/>
+      <w:r>
+        <w:t xml:space="preserve"> the per-play distance scores for the </w:t>
+      </w:r>
+      <w:proofErr w:type="gramStart"/>
+      <w:r>
+        <w:t>37</w:t>
+      </w:r>
+      <w:proofErr w:type="gramEnd"/>
+      <w:r>
+        <w:t xml:space="preserve"> plays. Score each from 0 (typical) to 1 (anomalous) relative to the rest of the corpus, considering both magnitude and rank. Output a JSON object mapping play title to anomaly score.”</w:t>
       </w:r>
     </w:p>
     <w:p>
@@ -7837,10 +9185,56 @@
           <w:b/>
           <w:bCs/>
         </w:rPr>
-        <w:t>Example prompt 4, clusterer.</w:t>
-      </w:r>
-      <w:r>
-        <w:t xml:space="preserve"> “You will be given the 37 plays with their anomaly scores from the previous stage. Partition them into two groups, each internally coherent and maximally separable on the supplied scores. Output the two groups as JSON arrays of titles, plus one sentence describing what distinguishes them.”</w:t>
+        <w:t xml:space="preserve">Example prompt </w:t>
+      </w:r>
+      <w:proofErr w:type="gramStart"/>
+      <w:r>
+        <w:rPr>
+          <w:b/>
+          <w:bCs/>
+        </w:rPr>
+        <w:t>4</w:t>
+      </w:r>
+      <w:proofErr w:type="gramEnd"/>
+      <w:r>
+        <w:rPr>
+          <w:b/>
+          <w:bCs/>
+        </w:rPr>
+        <w:t xml:space="preserve">, </w:t>
+      </w:r>
+      <w:r>
+        <w:rPr>
+          <w:b/>
+          <w:bCs/>
+        </w:rPr>
+        <w:t>clustered</w:t>
+      </w:r>
+      <w:r>
+        <w:rPr>
+          <w:b/>
+          <w:bCs/>
+        </w:rPr>
+        <w:t>.</w:t>
+      </w:r>
+      <w:r>
+        <w:t xml:space="preserve"> “You will </w:t>
+      </w:r>
+      <w:proofErr w:type="gramStart"/>
+      <w:r>
+        <w:t>be given</w:t>
+      </w:r>
+      <w:proofErr w:type="gramEnd"/>
+      <w:r>
+        <w:t xml:space="preserve"> the </w:t>
+      </w:r>
+      <w:proofErr w:type="gramStart"/>
+      <w:r>
+        <w:t>37</w:t>
+      </w:r>
+      <w:proofErr w:type="gramEnd"/>
+      <w:r>
+        <w:t xml:space="preserve"> plays with their anomaly scores from the previous stage. Partition them into two groups, each internally coherent and maximally separable on the supplied scores. Output the two groups as JSON arrays of titles, plus one sentence describing what distinguishes them.”</w:t>
       </w:r>
     </w:p>
     <w:p>
@@ -7859,7 +9253,23 @@
         <w:jc w:val="both"/>
       </w:pPr>
       <w:r>
-        <w:t>Per the Braude submission guidelines (section E), this chapter documents the AI tools used during the research and writing of Phase A, together with representative prompts. AI tools were used as research assistants and writing aids; all final wording, mathematical content, and design decisions in this book were reviewed and approved by the project authors.</w:t>
+        <w:t xml:space="preserve">Per the Braude submission guidelines (section E), this chapter documents the AI tools used during the research and writing of Phase A, together with representative prompts. AI tools </w:t>
+      </w:r>
+      <w:proofErr w:type="gramStart"/>
+      <w:r>
+        <w:t>were used</w:t>
+      </w:r>
+      <w:proofErr w:type="gramEnd"/>
+      <w:r>
+        <w:t xml:space="preserve"> as research assistants and writing aids; all final wording, mathematical content, and design decisions in this book </w:t>
+      </w:r>
+      <w:proofErr w:type="gramStart"/>
+      <w:r>
+        <w:t>were reviewed</w:t>
+      </w:r>
+      <w:proofErr w:type="gramEnd"/>
+      <w:r>
+        <w:t xml:space="preserve"> and approved by the project authors.</w:t>
       </w:r>
     </w:p>
     <w:p>
@@ -7889,7 +9299,7 @@
         <w:spacing w:before="30" w:after="60" w:line="290" w:lineRule="auto"/>
         <w:jc w:val="both"/>
       </w:pPr>
-      <w:hyperlink r:id="rId9" w:history="1">
+      <w:hyperlink r:id="rId10" w:history="1">
         <w:r>
           <w:rPr>
             <w:rStyle w:val="Hyperlink"/>
@@ -7929,7 +9339,7 @@
         <w:spacing w:before="30" w:after="60" w:line="290" w:lineRule="auto"/>
         <w:jc w:val="both"/>
       </w:pPr>
-      <w:hyperlink r:id="rId10" w:history="1">
+      <w:hyperlink r:id="rId11" w:history="1">
         <w:r>
           <w:rPr>
             <w:rStyle w:val="Hyperlink"/>
@@ -7957,7 +9367,7 @@
         <w:spacing w:before="30" w:after="60" w:line="290" w:lineRule="auto"/>
         <w:jc w:val="both"/>
       </w:pPr>
-      <w:hyperlink r:id="rId11" w:history="1">
+      <w:hyperlink r:id="rId12" w:history="1">
         <w:r>
           <w:rPr>
             <w:rStyle w:val="Hyperlink"/>
@@ -7966,7 +9376,15 @@
         </w:r>
       </w:hyperlink>
       <w:r>
-        <w:t xml:space="preserve"> AI, used for literature discovery (locating canonical references and disambiguating between similarly named delta variants).</w:t>
+        <w:t xml:space="preserve"> AI, used for literature discovery (locating </w:t>
+      </w:r>
+      <w:proofErr w:type="gramStart"/>
+      <w:r>
+        <w:t>canonical</w:t>
+      </w:r>
+      <w:proofErr w:type="gramEnd"/>
+      <w:r>
+        <w:t xml:space="preserve"> references and disambiguating between similarly named delta variants).</w:t>
       </w:r>
     </w:p>
     <w:p>
@@ -7985,7 +9403,15 @@
         <w:jc w:val="both"/>
       </w:pPr>
       <w:r>
-        <w:t xml:space="preserve">Three representative prompts illustrate how AI tools were used during Phase A. </w:t>
+        <w:t xml:space="preserve">Three representative prompts illustrate how AI tools </w:t>
+      </w:r>
+      <w:proofErr w:type="gramStart"/>
+      <w:r>
+        <w:t>were used</w:t>
+      </w:r>
+      <w:proofErr w:type="gramEnd"/>
+      <w:r>
+        <w:t xml:space="preserve"> during Phase A. </w:t>
       </w:r>
     </w:p>
     <w:p>
@@ -7994,7 +9420,45 @@
         <w:jc w:val="both"/>
       </w:pPr>
       <w:r>
-        <w:t>The first asked an AI assistant to digest the Volkovich-Avros (2025) source paper and produce a structured summary covering the data preprocessing, the CNN+Bi-LSTM and BERT separator architectures, the Dynamic Time Warping plus Isolation Forest plus K-medoids stack, and the final 15-play cluster, with explicit references to section and equation numbers in the paper. The second asked an AI assistant to verify our formulations of Burrows' Delta, StyleDistance, and the LLM-as-Judge metric by giving each formula in standard notation, stating its domain and range, and flagging subtleties such as length sensitivity and vocabulary alignment that have to be handled in the pipeline. The third is the production prompt that will be used in Phase B to drive the whole-play LLM rewrites; its structure is described in detail in §3.2.2 and is not reproduced here to avoid duplication.</w:t>
+        <w:t xml:space="preserve">The first asked an AI assistant to digest the Volkovich-Avros (2025) source paper and produce a structured summary covering the data preprocessing, the </w:t>
+      </w:r>
+      <w:proofErr w:type="spellStart"/>
+      <w:r>
+        <w:t>CNN+Bi-LSTM</w:t>
+      </w:r>
+      <w:proofErr w:type="spellEnd"/>
+      <w:r>
+        <w:t xml:space="preserve"> and BERT separator architectures, the Dynamic Time Warping plus Isolation Forest plus K-medoids stack, and the final 15-play cluster, with explicit references to section and equation numbers in the paper. The second asked an AI assistant to verify our formulations of Burrows' Delta, </w:t>
+      </w:r>
+      <w:r>
+        <w:t>Style Distance</w:t>
+      </w:r>
+      <w:r>
+        <w:t xml:space="preserve">, and the LLM-as-Judge metric by giving each formula in standard notation, stating its domain and range, and flagging subtleties such as length sensitivity and vocabulary alignment that have to be handled in the pipeline. The third is the production prompt that will </w:t>
+      </w:r>
+      <w:proofErr w:type="gramStart"/>
+      <w:r>
+        <w:t>be used</w:t>
+      </w:r>
+      <w:proofErr w:type="gramEnd"/>
+      <w:r>
+        <w:t xml:space="preserve"> in Phase B to drive the whole-play LLM rewrites; its structure </w:t>
+      </w:r>
+      <w:proofErr w:type="gramStart"/>
+      <w:r>
+        <w:t>is described</w:t>
+      </w:r>
+      <w:proofErr w:type="gramEnd"/>
+      <w:r>
+        <w:t xml:space="preserve"> in detail in 3.2.2 and </w:t>
+      </w:r>
+      <w:proofErr w:type="gramStart"/>
+      <w:r>
+        <w:t>is not reproduced</w:t>
+      </w:r>
+      <w:proofErr w:type="gramEnd"/>
+      <w:r>
+        <w:t xml:space="preserve"> here to avoid duplication.</w:t>
       </w:r>
     </w:p>
     <w:p>
@@ -8013,7 +9477,15 @@
         <w:jc w:val="both"/>
       </w:pPr>
       <w:r>
-        <w:t>References are listed in APA format, in alphabetical order by first author's surname, as required by the Braude submission guidelines.</w:t>
+        <w:t xml:space="preserve">References </w:t>
+      </w:r>
+      <w:proofErr w:type="gramStart"/>
+      <w:r>
+        <w:t>are listed</w:t>
+      </w:r>
+      <w:proofErr w:type="gramEnd"/>
+      <w:r>
+        <w:t xml:space="preserve"> in APA format, in alphabetical order by first author's surname, as required by the Braude submission guidelines.</w:t>
       </w:r>
     </w:p>
     <w:p>
@@ -8023,303 +9495,640 @@
     </w:p>
     <w:p>
       <w:pPr>
+        <w:pStyle w:val="font-claude-response-body"/>
         <w:numPr>
           <w:ilvl w:val="0"/>
           <w:numId w:val="3"/>
         </w:numPr>
-        <w:pBdr>
-          <w:top w:val="nil"/>
-          <w:left w:val="nil"/>
-          <w:bottom w:val="nil"/>
-          <w:right w:val="nil"/>
-          <w:between w:val="nil"/>
-        </w:pBdr>
-        <w:spacing w:before="20" w:after="20" w:line="252" w:lineRule="auto"/>
-        <w:jc w:val="both"/>
-      </w:pPr>
-      <w:r>
-        <w:t>Brown, T. B., Mann, B., Ryder, N., Subbiah, M., Kaplan, J., Dhariwal, P., … Amodei, D. (2020). Language models are few-shot learners. Advances in Neural Information Processing Systems, 33, 1877–1901.</w:t>
-      </w:r>
-    </w:p>
-    <w:p>
-      <w:pPr>
+      </w:pPr>
+      <w:r>
+        <w:t xml:space="preserve">Brown, T. B., Mann, B., Ryder, N., Subbiah, M., Kaplan, J., Dhariwal, P., … Amodei, D. (2020). Language models are few-shot learners. </w:t>
+      </w:r>
+      <w:r>
+        <w:rPr>
+          <w:rStyle w:val="Emphasis"/>
+        </w:rPr>
+        <w:t>Advances in Neural Information Processing Systems</w:t>
+      </w:r>
+      <w:r>
+        <w:t>, 33, 1877–1901.</w:t>
+      </w:r>
+    </w:p>
+    <w:p>
+      <w:pPr>
+        <w:pStyle w:val="font-claude-response-body"/>
         <w:numPr>
           <w:ilvl w:val="0"/>
           <w:numId w:val="3"/>
         </w:numPr>
-        <w:pBdr>
-          <w:top w:val="nil"/>
-          <w:left w:val="nil"/>
-          <w:bottom w:val="nil"/>
-          <w:right w:val="nil"/>
-          <w:between w:val="nil"/>
-        </w:pBdr>
-        <w:spacing w:before="20" w:after="20" w:line="252" w:lineRule="auto"/>
-        <w:jc w:val="both"/>
-      </w:pPr>
-      <w:r>
-        <w:t>Burrows, J. (2002). 'Delta': A measure of stylistic difference and a guide to likely authorship. Literary and Linguistic Computing, 17(3), 267–287. https://doi.org/10.1093/llc/17.3.267</w:t>
-      </w:r>
-    </w:p>
-    <w:p>
-      <w:pPr>
+      </w:pPr>
+      <w:r>
+        <w:t xml:space="preserve">Burrows, J. (2002). 'Delta': A measure of stylistic difference and a guide to authorship. </w:t>
+      </w:r>
+      <w:r>
+        <w:rPr>
+          <w:rStyle w:val="Emphasis"/>
+        </w:rPr>
+        <w:t>Literary and Linguistic Computing</w:t>
+      </w:r>
+      <w:r>
+        <w:t xml:space="preserve">, 17(3), 267–287. </w:t>
+      </w:r>
+      <w:hyperlink r:id="rId13" w:history="1">
+        <w:r>
+          <w:rPr>
+            <w:rStyle w:val="Hyperlink"/>
+          </w:rPr>
+          <w:t>https://doi.org/10.1093/llc/17.3.267</w:t>
+        </w:r>
+      </w:hyperlink>
+    </w:p>
+    <w:p>
+      <w:pPr>
+        <w:pStyle w:val="font-claude-response-body"/>
         <w:numPr>
           <w:ilvl w:val="0"/>
           <w:numId w:val="3"/>
         </w:numPr>
-        <w:pBdr>
-          <w:top w:val="nil"/>
-          <w:left w:val="nil"/>
-          <w:bottom w:val="nil"/>
-          <w:right w:val="nil"/>
-          <w:between w:val="nil"/>
-        </w:pBdr>
-        <w:spacing w:before="20" w:after="20" w:line="252" w:lineRule="auto"/>
-        <w:jc w:val="both"/>
-      </w:pPr>
-      <w:r>
-        <w:t>Devlin, J., Chang, M.-W., Lee, K., &amp; Toutanova, K. (2019). BERT: Pre-</w:t>
-      </w:r>
-      <w:r>
-        <w:t>training</w:t>
-      </w:r>
-      <w:r>
-        <w:t xml:space="preserve"> deep bidirectional transformers for language understanding. In Proceedings of NAACL-HLT 2019 (pp. 4171–4186). Association for Computational Linguistics.</w:t>
-      </w:r>
-    </w:p>
-    <w:p>
-      <w:pPr>
+      </w:pPr>
+      <w:r>
+        <w:t xml:space="preserve"> Devlin, J., Chang, M.-W., Lee, K., &amp; Toutanova, K. (2019). BERT: Pre-training deep bidirectional transformers for language understanding. In </w:t>
+      </w:r>
+      <w:r>
+        <w:rPr>
+          <w:rStyle w:val="Emphasis"/>
+        </w:rPr>
+        <w:t>Proceedings of NAACL-HLT 2019</w:t>
+      </w:r>
+      <w:r>
+        <w:t xml:space="preserve"> (pp. 4171–4186). Association for Computational Linguistics.</w:t>
+      </w:r>
+    </w:p>
+    <w:p>
+      <w:pPr>
+        <w:pStyle w:val="font-claude-response-body"/>
         <w:numPr>
           <w:ilvl w:val="0"/>
           <w:numId w:val="3"/>
         </w:numPr>
-        <w:pBdr>
-          <w:top w:val="nil"/>
-          <w:left w:val="nil"/>
-          <w:bottom w:val="nil"/>
-          <w:right w:val="nil"/>
-          <w:between w:val="nil"/>
-        </w:pBdr>
-        <w:spacing w:before="20" w:after="20" w:line="252" w:lineRule="auto"/>
-        <w:jc w:val="both"/>
-      </w:pPr>
-      <w:r>
-        <w:t>Eder, M., Rybicki, J., &amp; Kestemont, M. (2016). Stylometry with R: A package for computational text analysis. The R Journal, 8(1), 107–121.</w:t>
-      </w:r>
-    </w:p>
-    <w:p>
-      <w:pPr>
+      </w:pPr>
+      <w:r>
+        <w:t xml:space="preserve"> Eder, M., Rybicki, J., &amp; </w:t>
+      </w:r>
+      <w:proofErr w:type="spellStart"/>
+      <w:r>
+        <w:t>Kestemont</w:t>
+      </w:r>
+      <w:proofErr w:type="spellEnd"/>
+      <w:r>
+        <w:t xml:space="preserve">, M. (2016). Stylometry with R: A package for computational text analysis. </w:t>
+      </w:r>
+      <w:r>
+        <w:rPr>
+          <w:rStyle w:val="Emphasis"/>
+        </w:rPr>
+        <w:t>The R Journal</w:t>
+      </w:r>
+      <w:r>
+        <w:t>, 8(1), 107–121.</w:t>
+      </w:r>
+    </w:p>
+    <w:p>
+      <w:pPr>
+        <w:pStyle w:val="font-claude-response-body"/>
         <w:numPr>
           <w:ilvl w:val="0"/>
           <w:numId w:val="3"/>
         </w:numPr>
-        <w:pBdr>
-          <w:top w:val="nil"/>
-          <w:left w:val="nil"/>
-          <w:bottom w:val="nil"/>
-          <w:right w:val="nil"/>
-          <w:between w:val="nil"/>
-        </w:pBdr>
-        <w:spacing w:before="20" w:after="20" w:line="252" w:lineRule="auto"/>
-        <w:jc w:val="both"/>
-      </w:pPr>
-      <w:r>
-        <w:t>Hu, E. J., Shen, Y., Wallis, P., Allen-Zhu, Z., Li, Y., Wang, S., Wang, L., &amp; Chen, W. (2021). LoRA: Low-rank adaptation of large language models. arXiv preprint arXiv:2106.09685. https://doi.org/10.48550/arXiv.2106.09685</w:t>
-      </w:r>
-    </w:p>
-    <w:p>
-      <w:pPr>
+      </w:pPr>
+      <w:r>
+        <w:t xml:space="preserve"> Hu, E. J., Shen, Y., Wallis, P., Allen-Zhu, Z., Li, Y., Wang, S., Wang, L., &amp; Chen, W. (2021). </w:t>
+      </w:r>
+      <w:proofErr w:type="spellStart"/>
+      <w:r>
+        <w:t>LoRA</w:t>
+      </w:r>
+      <w:proofErr w:type="spellEnd"/>
+      <w:r>
+        <w:t xml:space="preserve">: Low-rank adaptation of large language models. </w:t>
+      </w:r>
+      <w:proofErr w:type="spellStart"/>
+      <w:r>
+        <w:rPr>
+          <w:rStyle w:val="Emphasis"/>
+        </w:rPr>
+        <w:t>arXiv</w:t>
+      </w:r>
+      <w:proofErr w:type="spellEnd"/>
+      <w:r>
+        <w:rPr>
+          <w:rStyle w:val="Emphasis"/>
+        </w:rPr>
+        <w:t xml:space="preserve"> preprint arXiv:2106.09685</w:t>
+      </w:r>
+      <w:r>
+        <w:t xml:space="preserve">. </w:t>
+      </w:r>
+      <w:hyperlink r:id="rId14" w:history="1">
+        <w:r>
+          <w:rPr>
+            <w:rStyle w:val="Hyperlink"/>
+          </w:rPr>
+          <w:t>https://doi.org/10.48550/arXiv.2106.09685</w:t>
+        </w:r>
+      </w:hyperlink>
+    </w:p>
+    <w:p>
+      <w:pPr>
+        <w:pStyle w:val="font-claude-response-body"/>
         <w:numPr>
           <w:ilvl w:val="0"/>
           <w:numId w:val="3"/>
         </w:numPr>
-        <w:pBdr>
-          <w:top w:val="nil"/>
-          <w:left w:val="nil"/>
-          <w:bottom w:val="nil"/>
-          <w:right w:val="nil"/>
-          <w:between w:val="nil"/>
-        </w:pBdr>
-        <w:spacing w:before="20" w:after="20" w:line="252" w:lineRule="auto"/>
-        <w:jc w:val="both"/>
-      </w:pPr>
-      <w:r>
-        <w:t xml:space="preserve">Jiang, A. Q., Sablayrolles, A., Mensch, A., Bamford, C., Chaplot, D. S., de las Casas, D., Bressand, F., Lengyel, G., Lample, G., Saulnier, L., Lavaud, L. R., </w:t>
-      </w:r>
-      <w:r>
-        <w:lastRenderedPageBreak/>
-        <w:t>Lachaux, M.-A., Stock, P., Le Scao, T., Lavril, T., Wang, T., Lacroix, T., &amp; El Sayed, W. (2023). Mistral 7B. arXiv preprint arXiv:2310.06825. https://doi.org/10.48550/arXiv.2310.06825</w:t>
-      </w:r>
-    </w:p>
-    <w:p>
-      <w:pPr>
+      </w:pPr>
+      <w:r>
+        <w:t xml:space="preserve"> Jiang, A. Q., </w:t>
+      </w:r>
+      <w:proofErr w:type="spellStart"/>
+      <w:r>
+        <w:t>Sablayrolles</w:t>
+      </w:r>
+      <w:proofErr w:type="spellEnd"/>
+      <w:r>
+        <w:t xml:space="preserve">, A., Mensch, A., Bamford, C., </w:t>
+      </w:r>
+      <w:proofErr w:type="spellStart"/>
+      <w:r>
+        <w:t>Chaplot</w:t>
+      </w:r>
+      <w:proofErr w:type="spellEnd"/>
+      <w:r>
+        <w:t xml:space="preserve">, D. S., de las Casas, D., </w:t>
+      </w:r>
+      <w:proofErr w:type="spellStart"/>
+      <w:r>
+        <w:t>Bressand</w:t>
+      </w:r>
+      <w:proofErr w:type="spellEnd"/>
+      <w:r>
+        <w:t>, F., Lengyel, G., Lample, G., Saulnier, L., Lavaud, L. R., ...</w:t>
+      </w:r>
+    </w:p>
+    <w:p>
+      <w:pPr>
+        <w:pStyle w:val="font-claude-response-body"/>
         <w:numPr>
           <w:ilvl w:val="0"/>
           <w:numId w:val="3"/>
         </w:numPr>
-        <w:pBdr>
-          <w:top w:val="nil"/>
-          <w:left w:val="nil"/>
-          <w:bottom w:val="nil"/>
-          <w:right w:val="nil"/>
-          <w:between w:val="nil"/>
-        </w:pBdr>
-        <w:spacing w:before="20" w:after="20" w:line="252" w:lineRule="auto"/>
-        <w:jc w:val="both"/>
-      </w:pPr>
-      <w:r>
-        <w:t>Kim, Y. (2014). Convolutional neural networks for sentence classification. In Proceedings of EMNLP 2014 (pp. 1746–1751). Doha, Qatar: Association for Computational Linguistics.</w:t>
-      </w:r>
-    </w:p>
-    <w:p>
-      <w:pPr>
+        <w:rPr>
+          <w:rFonts w:asciiTheme="minorBidi" w:hAnsiTheme="minorBidi" w:cstheme="minorBidi"/>
+        </w:rPr>
+      </w:pPr>
+      <w:proofErr w:type="spellStart"/>
+      <w:r>
+        <w:rPr>
+          <w:rFonts w:asciiTheme="minorBidi" w:hAnsiTheme="minorBidi" w:cstheme="minorBidi"/>
+        </w:rPr>
+        <w:lastRenderedPageBreak/>
+        <w:t>Lachaux</w:t>
+      </w:r>
+      <w:proofErr w:type="spellEnd"/>
+      <w:r>
+        <w:rPr>
+          <w:rFonts w:asciiTheme="minorBidi" w:hAnsiTheme="minorBidi" w:cstheme="minorBidi"/>
+        </w:rPr>
+        <w:t xml:space="preserve">, M.-A., Stock, P., Le </w:t>
+      </w:r>
+      <w:proofErr w:type="spellStart"/>
+      <w:r>
+        <w:rPr>
+          <w:rFonts w:asciiTheme="minorBidi" w:hAnsiTheme="minorBidi" w:cstheme="minorBidi"/>
+        </w:rPr>
+        <w:t>Scao</w:t>
+      </w:r>
+      <w:proofErr w:type="spellEnd"/>
+      <w:r>
+        <w:rPr>
+          <w:rFonts w:asciiTheme="minorBidi" w:hAnsiTheme="minorBidi" w:cstheme="minorBidi"/>
+        </w:rPr>
+        <w:t xml:space="preserve">, T., </w:t>
+      </w:r>
+      <w:proofErr w:type="spellStart"/>
+      <w:r>
+        <w:rPr>
+          <w:rFonts w:asciiTheme="minorBidi" w:hAnsiTheme="minorBidi" w:cstheme="minorBidi"/>
+        </w:rPr>
+        <w:t>Lavril</w:t>
+      </w:r>
+      <w:proofErr w:type="spellEnd"/>
+      <w:r>
+        <w:rPr>
+          <w:rFonts w:asciiTheme="minorBidi" w:hAnsiTheme="minorBidi" w:cstheme="minorBidi"/>
+        </w:rPr>
+        <w:t xml:space="preserve">, T., Wang, T., Lacroix, T., &amp; El Sayed, W. (2023). Mistral 7B. </w:t>
+      </w:r>
+      <w:proofErr w:type="spellStart"/>
+      <w:r>
+        <w:rPr>
+          <w:rStyle w:val="Emphasis"/>
+          <w:rFonts w:asciiTheme="minorBidi" w:hAnsiTheme="minorBidi" w:cstheme="minorBidi"/>
+        </w:rPr>
+        <w:t>arXiv</w:t>
+      </w:r>
+      <w:proofErr w:type="spellEnd"/>
+      <w:r>
+        <w:rPr>
+          <w:rStyle w:val="Emphasis"/>
+          <w:rFonts w:asciiTheme="minorBidi" w:hAnsiTheme="minorBidi" w:cstheme="minorBidi"/>
+        </w:rPr>
+        <w:t xml:space="preserve"> preprint arXiv:2310.06825</w:t>
+      </w:r>
+      <w:r>
+        <w:rPr>
+          <w:rFonts w:asciiTheme="minorBidi" w:hAnsiTheme="minorBidi" w:cstheme="minorBidi"/>
+        </w:rPr>
+        <w:t xml:space="preserve">. </w:t>
+      </w:r>
+      <w:hyperlink r:id="rId15" w:history="1">
+        <w:r>
+          <w:rPr>
+            <w:rStyle w:val="Hyperlink"/>
+            <w:rFonts w:asciiTheme="minorBidi" w:hAnsiTheme="minorBidi" w:cstheme="minorBidi"/>
+          </w:rPr>
+          <w:t>https://doi.org/10.48550/arXiv.2310.06825</w:t>
+        </w:r>
+      </w:hyperlink>
+    </w:p>
+    <w:p>
+      <w:pPr>
+        <w:pStyle w:val="font-claude-response-body"/>
         <w:numPr>
           <w:ilvl w:val="0"/>
           <w:numId w:val="3"/>
         </w:numPr>
-        <w:pBdr>
-          <w:top w:val="nil"/>
-          <w:left w:val="nil"/>
-          <w:bottom w:val="nil"/>
-          <w:right w:val="nil"/>
-          <w:between w:val="nil"/>
-        </w:pBdr>
-        <w:spacing w:before="20" w:after="20" w:line="252" w:lineRule="auto"/>
-        <w:jc w:val="both"/>
-      </w:pPr>
-      <w:r>
-        <w:t>Koppel, M., Schler, J., &amp; Argamon, S. (2009). Computational methods in authorship attribution. Journal of the American Society for Information Science and Technology, 60(1), 9–26. https://doi.org/10.1002/asi.20961</w:t>
-      </w:r>
-    </w:p>
-    <w:p>
-      <w:pPr>
+        <w:rPr>
+          <w:rFonts w:asciiTheme="minorBidi" w:hAnsiTheme="minorBidi" w:cstheme="minorBidi"/>
+        </w:rPr>
+      </w:pPr>
+      <w:r>
+        <w:rPr>
+          <w:rFonts w:asciiTheme="minorBidi" w:hAnsiTheme="minorBidi" w:cstheme="minorBidi"/>
+        </w:rPr>
+        <w:t xml:space="preserve">Kim, Y. (2014). Convolutional neural networks for sentence classification. In </w:t>
+      </w:r>
+      <w:r>
+        <w:rPr>
+          <w:rStyle w:val="Emphasis"/>
+          <w:rFonts w:asciiTheme="minorBidi" w:hAnsiTheme="minorBidi" w:cstheme="minorBidi"/>
+        </w:rPr>
+        <w:t>Proceedings of EMNLP 2014</w:t>
+      </w:r>
+      <w:r>
+        <w:rPr>
+          <w:rFonts w:asciiTheme="minorBidi" w:hAnsiTheme="minorBidi" w:cstheme="minorBidi"/>
+        </w:rPr>
+        <w:t xml:space="preserve"> (pp. 1746–1751). Doha, Qatar: Association for Computational Linguistics.</w:t>
+      </w:r>
+    </w:p>
+    <w:p>
+      <w:pPr>
+        <w:pStyle w:val="font-claude-response-body"/>
         <w:numPr>
           <w:ilvl w:val="0"/>
           <w:numId w:val="3"/>
         </w:numPr>
-        <w:pBdr>
-          <w:top w:val="nil"/>
-          <w:left w:val="nil"/>
-          <w:bottom w:val="nil"/>
-          <w:right w:val="nil"/>
-          <w:between w:val="nil"/>
-        </w:pBdr>
-        <w:spacing w:before="20" w:after="20" w:line="252" w:lineRule="auto"/>
-        <w:jc w:val="both"/>
-      </w:pPr>
-      <w:r>
-        <w:t>Mosteller, F., &amp; Wallace, D. L. (1964). Inference and disputed authorship: The Federalist. Reading, MA: Addison-Wesley.</w:t>
-      </w:r>
-    </w:p>
-    <w:p>
-      <w:pPr>
+        <w:rPr>
+          <w:rFonts w:asciiTheme="minorBidi" w:hAnsiTheme="minorBidi" w:cstheme="minorBidi"/>
+        </w:rPr>
+      </w:pPr>
+      <w:r>
+        <w:rPr>
+          <w:rFonts w:asciiTheme="minorBidi" w:hAnsiTheme="minorBidi" w:cstheme="minorBidi"/>
+        </w:rPr>
+        <w:t xml:space="preserve">Koppel, M., Schler, J., &amp; </w:t>
+      </w:r>
+      <w:proofErr w:type="spellStart"/>
+      <w:r>
+        <w:rPr>
+          <w:rFonts w:asciiTheme="minorBidi" w:hAnsiTheme="minorBidi" w:cstheme="minorBidi"/>
+        </w:rPr>
+        <w:t>Argamon</w:t>
+      </w:r>
+      <w:proofErr w:type="spellEnd"/>
+      <w:r>
+        <w:rPr>
+          <w:rFonts w:asciiTheme="minorBidi" w:hAnsiTheme="minorBidi" w:cstheme="minorBidi"/>
+        </w:rPr>
+        <w:t xml:space="preserve">, S. (2009). Computational methods in authorship attribution. </w:t>
+      </w:r>
+      <w:r>
+        <w:rPr>
+          <w:rStyle w:val="Emphasis"/>
+          <w:rFonts w:asciiTheme="minorBidi" w:hAnsiTheme="minorBidi" w:cstheme="minorBidi"/>
+        </w:rPr>
+        <w:t>Journal of the American Society for Information Science and Technology</w:t>
+      </w:r>
+      <w:r>
+        <w:rPr>
+          <w:rFonts w:asciiTheme="minorBidi" w:hAnsiTheme="minorBidi" w:cstheme="minorBidi"/>
+        </w:rPr>
+        <w:t xml:space="preserve">, 60(1), 9–26. </w:t>
+      </w:r>
+      <w:hyperlink r:id="rId16" w:history="1">
+        <w:r>
+          <w:rPr>
+            <w:rStyle w:val="Hyperlink"/>
+            <w:rFonts w:asciiTheme="minorBidi" w:hAnsiTheme="minorBidi" w:cstheme="minorBidi"/>
+          </w:rPr>
+          <w:t>https://doi.org/10.1002/asi.20961</w:t>
+        </w:r>
+      </w:hyperlink>
+    </w:p>
+    <w:p>
+      <w:pPr>
+        <w:pStyle w:val="font-claude-response-body"/>
         <w:numPr>
           <w:ilvl w:val="0"/>
           <w:numId w:val="3"/>
         </w:numPr>
-        <w:pBdr>
-          <w:top w:val="nil"/>
-          <w:left w:val="nil"/>
-          <w:bottom w:val="nil"/>
-          <w:right w:val="nil"/>
-          <w:between w:val="nil"/>
-        </w:pBdr>
-        <w:spacing w:before="20" w:after="20" w:line="252" w:lineRule="auto"/>
-        <w:jc w:val="both"/>
-      </w:pPr>
-      <w:r>
-        <w:t>Patel, A., et al. (2025). StyleDistance: Stronger content-independent style embeddings with synthetic parallel examples. arXiv preprint arXiv:2410.12757.</w:t>
-      </w:r>
-    </w:p>
-    <w:p>
-      <w:pPr>
+        <w:rPr>
+          <w:rFonts w:asciiTheme="minorBidi" w:hAnsiTheme="minorBidi" w:cstheme="minorBidi"/>
+        </w:rPr>
+      </w:pPr>
+      <w:r>
+        <w:rPr>
+          <w:rFonts w:asciiTheme="minorBidi" w:hAnsiTheme="minorBidi" w:cstheme="minorBidi"/>
+        </w:rPr>
+        <w:t xml:space="preserve">Mosteller, F., &amp; Wallace, D. L. (1964). </w:t>
+      </w:r>
+      <w:r>
+        <w:rPr>
+          <w:rStyle w:val="Emphasis"/>
+          <w:rFonts w:asciiTheme="minorBidi" w:hAnsiTheme="minorBidi" w:cstheme="minorBidi"/>
+        </w:rPr>
+        <w:t>Inference and disputed authorship: The Federalist</w:t>
+      </w:r>
+      <w:r>
+        <w:rPr>
+          <w:rFonts w:asciiTheme="minorBidi" w:hAnsiTheme="minorBidi" w:cstheme="minorBidi"/>
+        </w:rPr>
+        <w:t>. Reading, MA: Addison-Wesley.</w:t>
+      </w:r>
+    </w:p>
+    <w:p>
+      <w:pPr>
+        <w:pStyle w:val="font-claude-response-body"/>
         <w:numPr>
           <w:ilvl w:val="0"/>
           <w:numId w:val="3"/>
         </w:numPr>
-        <w:pBdr>
-          <w:top w:val="nil"/>
-          <w:left w:val="nil"/>
-          <w:bottom w:val="nil"/>
-          <w:right w:val="nil"/>
-          <w:between w:val="nil"/>
-        </w:pBdr>
-        <w:spacing w:before="20" w:after="20" w:line="252" w:lineRule="auto"/>
-        <w:jc w:val="both"/>
-      </w:pPr>
-      <w:r>
-        <w:t>Sanh, V., Debut, L., Chaumond, J., &amp; Wolf, T. (2019). DistilBERT, a distilled version of BERT: Smaller, faster, cheaper and lighter. arXiv preprint arXiv:1910.01108. https://doi.org/10.48550/arXiv.1910.01108</w:t>
-      </w:r>
-    </w:p>
-    <w:p>
-      <w:pPr>
+        <w:rPr>
+          <w:rFonts w:asciiTheme="minorBidi" w:hAnsiTheme="minorBidi" w:cstheme="minorBidi"/>
+        </w:rPr>
+      </w:pPr>
+      <w:r>
+        <w:rPr>
+          <w:rFonts w:asciiTheme="minorBidi" w:hAnsiTheme="minorBidi" w:cstheme="minorBidi"/>
+        </w:rPr>
+        <w:t xml:space="preserve">Patel, A., et al. (2025). </w:t>
+      </w:r>
+      <w:proofErr w:type="spellStart"/>
+      <w:r>
+        <w:rPr>
+          <w:rFonts w:asciiTheme="minorBidi" w:hAnsiTheme="minorBidi" w:cstheme="minorBidi"/>
+        </w:rPr>
+        <w:t>StyleDistance</w:t>
+      </w:r>
+      <w:proofErr w:type="spellEnd"/>
+      <w:r>
+        <w:rPr>
+          <w:rFonts w:asciiTheme="minorBidi" w:hAnsiTheme="minorBidi" w:cstheme="minorBidi"/>
+        </w:rPr>
+        <w:t xml:space="preserve">: Stronger content-independent style embeddings with synthetic parallel examples. </w:t>
+      </w:r>
+      <w:proofErr w:type="spellStart"/>
+      <w:r>
+        <w:rPr>
+          <w:rStyle w:val="Emphasis"/>
+          <w:rFonts w:asciiTheme="minorBidi" w:hAnsiTheme="minorBidi" w:cstheme="minorBidi"/>
+        </w:rPr>
+        <w:t>arXiv</w:t>
+      </w:r>
+      <w:proofErr w:type="spellEnd"/>
+      <w:r>
+        <w:rPr>
+          <w:rStyle w:val="Emphasis"/>
+          <w:rFonts w:asciiTheme="minorBidi" w:hAnsiTheme="minorBidi" w:cstheme="minorBidi"/>
+        </w:rPr>
+        <w:t xml:space="preserve"> preprint arXiv:2410.12757</w:t>
+      </w:r>
+      <w:r>
+        <w:rPr>
+          <w:rFonts w:asciiTheme="minorBidi" w:hAnsiTheme="minorBidi" w:cstheme="minorBidi"/>
+        </w:rPr>
+        <w:t>.</w:t>
+      </w:r>
+    </w:p>
+    <w:p>
+      <w:pPr>
+        <w:pStyle w:val="font-claude-response-body"/>
         <w:numPr>
           <w:ilvl w:val="0"/>
           <w:numId w:val="3"/>
         </w:numPr>
-        <w:pBdr>
-          <w:top w:val="nil"/>
-          <w:left w:val="nil"/>
-          <w:bottom w:val="nil"/>
-          <w:right w:val="nil"/>
-          <w:between w:val="nil"/>
-        </w:pBdr>
-        <w:spacing w:before="20" w:after="20" w:line="252" w:lineRule="auto"/>
-        <w:jc w:val="both"/>
-      </w:pPr>
-      <w:r>
-        <w:t>Stamatatos, E. (2009). A survey of modern authorship attribution methods. Journal of the American Society for Information Science and Technology, 60(3), 538–556. https://doi.org/10.1002/asi.21001</w:t>
-      </w:r>
-    </w:p>
-    <w:p>
-      <w:pPr>
+        <w:rPr>
+          <w:rFonts w:asciiTheme="minorBidi" w:hAnsiTheme="minorBidi" w:cstheme="minorBidi"/>
+        </w:rPr>
+      </w:pPr>
+      <w:r>
+        <w:rPr>
+          <w:rFonts w:asciiTheme="minorBidi" w:hAnsiTheme="minorBidi" w:cstheme="minorBidi"/>
+        </w:rPr>
+        <w:t xml:space="preserve">Sanh, V., Debut, L., </w:t>
+      </w:r>
+      <w:proofErr w:type="spellStart"/>
+      <w:r>
+        <w:rPr>
+          <w:rFonts w:asciiTheme="minorBidi" w:hAnsiTheme="minorBidi" w:cstheme="minorBidi"/>
+        </w:rPr>
+        <w:t>Chaumond</w:t>
+      </w:r>
+      <w:proofErr w:type="spellEnd"/>
+      <w:r>
+        <w:rPr>
+          <w:rFonts w:asciiTheme="minorBidi" w:hAnsiTheme="minorBidi" w:cstheme="minorBidi"/>
+        </w:rPr>
+        <w:t xml:space="preserve">, J., &amp; Wolf, T. (2019). </w:t>
+      </w:r>
+      <w:proofErr w:type="spellStart"/>
+      <w:r>
+        <w:rPr>
+          <w:rFonts w:asciiTheme="minorBidi" w:hAnsiTheme="minorBidi" w:cstheme="minorBidi"/>
+        </w:rPr>
+        <w:t>DistilBERT</w:t>
+      </w:r>
+      <w:proofErr w:type="spellEnd"/>
+      <w:r>
+        <w:rPr>
+          <w:rFonts w:asciiTheme="minorBidi" w:hAnsiTheme="minorBidi" w:cstheme="minorBidi"/>
+        </w:rPr>
+        <w:t xml:space="preserve">, a distilled version of BERT: Smaller, faster, cheaper, and lighter. </w:t>
+      </w:r>
+      <w:proofErr w:type="spellStart"/>
+      <w:r>
+        <w:rPr>
+          <w:rStyle w:val="Emphasis"/>
+          <w:rFonts w:asciiTheme="minorBidi" w:hAnsiTheme="minorBidi" w:cstheme="minorBidi"/>
+        </w:rPr>
+        <w:t>arXiv</w:t>
+      </w:r>
+      <w:proofErr w:type="spellEnd"/>
+      <w:r>
+        <w:rPr>
+          <w:rStyle w:val="Emphasis"/>
+          <w:rFonts w:asciiTheme="minorBidi" w:hAnsiTheme="minorBidi" w:cstheme="minorBidi"/>
+        </w:rPr>
+        <w:t xml:space="preserve"> preprint arXiv:1910.01108</w:t>
+      </w:r>
+      <w:r>
+        <w:rPr>
+          <w:rFonts w:asciiTheme="minorBidi" w:hAnsiTheme="minorBidi" w:cstheme="minorBidi"/>
+        </w:rPr>
+        <w:t xml:space="preserve">. </w:t>
+      </w:r>
+      <w:hyperlink r:id="rId17" w:history="1">
+        <w:r>
+          <w:rPr>
+            <w:rStyle w:val="Hyperlink"/>
+            <w:rFonts w:asciiTheme="minorBidi" w:hAnsiTheme="minorBidi" w:cstheme="minorBidi"/>
+          </w:rPr>
+          <w:t>https://doi.org/10.48550/arXiv.1910.01108</w:t>
+        </w:r>
+      </w:hyperlink>
+    </w:p>
+    <w:p>
+      <w:pPr>
+        <w:pStyle w:val="font-claude-response-body"/>
         <w:numPr>
           <w:ilvl w:val="0"/>
           <w:numId w:val="3"/>
         </w:numPr>
-        <w:pBdr>
-          <w:top w:val="nil"/>
-          <w:left w:val="nil"/>
-          <w:bottom w:val="nil"/>
-          <w:right w:val="nil"/>
-          <w:between w:val="nil"/>
-        </w:pBdr>
-        <w:spacing w:before="20" w:after="20" w:line="252" w:lineRule="auto"/>
-        <w:jc w:val="both"/>
-      </w:pPr>
-      <w:r>
-        <w:t xml:space="preserve">Volkovich, Z., &amp; Avros, R. (2025). Comprehension of the Shakespeare authorship question through deep </w:t>
-      </w:r>
-      <w:r>
-        <w:t>impostor’s</w:t>
-      </w:r>
-      <w:r>
-        <w:t xml:space="preserve"> approach. Digital Scholarship in the Humanities. https://doi.org/10.1093/llc/fqaf009</w:t>
-      </w:r>
-    </w:p>
-    <w:p>
-      <w:pPr>
+        <w:rPr>
+          <w:rFonts w:asciiTheme="minorBidi" w:hAnsiTheme="minorBidi" w:cstheme="minorBidi"/>
+        </w:rPr>
+      </w:pPr>
+      <w:proofErr w:type="spellStart"/>
+      <w:r>
+        <w:rPr>
+          <w:rFonts w:asciiTheme="minorBidi" w:hAnsiTheme="minorBidi" w:cstheme="minorBidi"/>
+        </w:rPr>
+        <w:t>Stamatatos</w:t>
+      </w:r>
+      <w:proofErr w:type="spellEnd"/>
+      <w:r>
+        <w:rPr>
+          <w:rFonts w:asciiTheme="minorBidi" w:hAnsiTheme="minorBidi" w:cstheme="minorBidi"/>
+        </w:rPr>
+        <w:t xml:space="preserve">, E. (2009). A survey of modern authorship attribution methods. </w:t>
+      </w:r>
+      <w:r>
+        <w:rPr>
+          <w:rStyle w:val="Emphasis"/>
+          <w:rFonts w:asciiTheme="minorBidi" w:hAnsiTheme="minorBidi" w:cstheme="minorBidi"/>
+        </w:rPr>
+        <w:t>Journal of the American Society for Information Science and Technology</w:t>
+      </w:r>
+      <w:r>
+        <w:rPr>
+          <w:rFonts w:asciiTheme="minorBidi" w:hAnsiTheme="minorBidi" w:cstheme="minorBidi"/>
+        </w:rPr>
+        <w:t xml:space="preserve">, 60(3), 538–556. </w:t>
+      </w:r>
+      <w:hyperlink r:id="rId18" w:history="1">
+        <w:r>
+          <w:rPr>
+            <w:rStyle w:val="Hyperlink"/>
+            <w:rFonts w:asciiTheme="minorBidi" w:hAnsiTheme="minorBidi" w:cstheme="minorBidi"/>
+          </w:rPr>
+          <w:t>https://doi.org/10.1002/asi.21001</w:t>
+        </w:r>
+      </w:hyperlink>
+    </w:p>
+    <w:p>
+      <w:pPr>
+        <w:pStyle w:val="font-claude-response-body"/>
         <w:numPr>
           <w:ilvl w:val="0"/>
           <w:numId w:val="3"/>
         </w:numPr>
-        <w:pBdr>
-          <w:top w:val="nil"/>
-          <w:left w:val="nil"/>
-          <w:bottom w:val="nil"/>
-          <w:right w:val="nil"/>
-          <w:between w:val="nil"/>
-        </w:pBdr>
-        <w:spacing w:before="20" w:after="20" w:line="252" w:lineRule="auto"/>
-        <w:jc w:val="both"/>
-      </w:pPr>
-      <w:r>
-        <w:t>Zheng, L., Chiang, W.-L., Sheng, Y., Zhuang, S., Wu, Z., Zhuang, Y., … Stoica, I. (2023). Judging LLM-as-a-judge with MT-Bench and Chatbot Arena. Advances in Neural Information Processing Systems, 36.</w:t>
+        <w:rPr>
+          <w:rFonts w:asciiTheme="minorBidi" w:hAnsiTheme="minorBidi" w:cstheme="minorBidi"/>
+        </w:rPr>
+      </w:pPr>
+      <w:r>
+        <w:rPr>
+          <w:rFonts w:asciiTheme="minorBidi" w:hAnsiTheme="minorBidi" w:cstheme="minorBidi"/>
+        </w:rPr>
+        <w:t xml:space="preserve">Volkovich, Z., &amp; Avros, R. (2025). Comprehension of the Shakespeare authorship question through deep impostor's approach. </w:t>
+      </w:r>
+      <w:r>
+        <w:rPr>
+          <w:rStyle w:val="Emphasis"/>
+          <w:rFonts w:asciiTheme="minorBidi" w:hAnsiTheme="minorBidi" w:cstheme="minorBidi"/>
+        </w:rPr>
+        <w:t>Digital Scholarship in the Humanities</w:t>
+      </w:r>
+      <w:r>
+        <w:rPr>
+          <w:rFonts w:asciiTheme="minorBidi" w:hAnsiTheme="minorBidi" w:cstheme="minorBidi"/>
+        </w:rPr>
+        <w:t xml:space="preserve">. </w:t>
+      </w:r>
+      <w:hyperlink r:id="rId19" w:history="1">
+        <w:r>
+          <w:rPr>
+            <w:rStyle w:val="Hyperlink"/>
+            <w:rFonts w:asciiTheme="minorBidi" w:hAnsiTheme="minorBidi" w:cstheme="minorBidi"/>
+          </w:rPr>
+          <w:t>https://doi.org/10.1093/llc/fqaf009</w:t>
+        </w:r>
+      </w:hyperlink>
+    </w:p>
+    <w:p>
+      <w:pPr>
+        <w:pStyle w:val="font-claude-response-body"/>
+        <w:numPr>
+          <w:ilvl w:val="0"/>
+          <w:numId w:val="3"/>
+        </w:numPr>
+        <w:rPr>
+          <w:rFonts w:asciiTheme="minorBidi" w:hAnsiTheme="minorBidi" w:cstheme="minorBidi"/>
+        </w:rPr>
+      </w:pPr>
+      <w:r>
+        <w:rPr>
+          <w:rFonts w:asciiTheme="minorBidi" w:hAnsiTheme="minorBidi" w:cstheme="minorBidi"/>
+        </w:rPr>
+        <w:t xml:space="preserve">Zheng, L., Chiang, W.-L., Sheng, Y., Zhuang, S., Wu, Z., Zhuang, Y., … Stoica, I. (2023). Judging LLM-as-a-judge with MT-Bench and Chatbot Arena. </w:t>
+      </w:r>
+      <w:r>
+        <w:rPr>
+          <w:rStyle w:val="Emphasis"/>
+          <w:rFonts w:asciiTheme="minorBidi" w:hAnsiTheme="minorBidi" w:cstheme="minorBidi"/>
+        </w:rPr>
+        <w:t>Advances in Neural Information Processing Systems</w:t>
+      </w:r>
+      <w:r>
+        <w:rPr>
+          <w:rFonts w:asciiTheme="minorBidi" w:hAnsiTheme="minorBidi" w:cstheme="minorBidi"/>
+        </w:rPr>
+        <w:t>, 36.</w:t>
       </w:r>
     </w:p>
     <w:sectPr>
-      <w:headerReference w:type="default" r:id="rId12"/>
-      <w:footerReference w:type="default" r:id="rId13"/>
+      <w:headerReference w:type="default" r:id="rId20"/>
+      <w:footerReference w:type="default" r:id="rId21"/>
       <w:pgSz w:w="11906" w:h="16838"/>
       <w:pgMar w:top="1440" w:right="1440" w:bottom="1440" w:left="1440" w:header="708" w:footer="708" w:gutter="0"/>
       <w:cols w:space="720"/>
@@ -9326,7 +11135,6 @@
   <w:style w:type="character" w:default="1" w:styleId="DefaultParagraphFont">
     <w:name w:val="Default Paragraph Font"/>
     <w:uiPriority w:val="1"/>
-    <w:semiHidden/>
     <w:unhideWhenUsed/>
   </w:style>
   <w:style w:type="table" w:default="1" w:styleId="TableNormal">
@@ -9541,6 +11349,29 @@
       <w:spacing w:after="100"/>
       <w:ind w:left="480"/>
     </w:pPr>
+  </w:style>
+  <w:style w:type="paragraph" w:customStyle="1" w:styleId="font-claude-response-body">
+    <w:name w:val="font-claude-response-body"/>
+    <w:basedOn w:val="Normal"/>
+    <w:rsid w:val="007017B7"/>
+    <w:pPr>
+      <w:spacing w:before="100" w:beforeAutospacing="1" w:after="100" w:afterAutospacing="1"/>
+    </w:pPr>
+    <w:rPr>
+      <w:rFonts w:ascii="Times New Roman" w:eastAsia="Times New Roman" w:hAnsi="Times New Roman" w:cs="Times New Roman"/>
+      <w:color w:val="auto"/>
+    </w:rPr>
+  </w:style>
+  <w:style w:type="character" w:styleId="Emphasis">
+    <w:name w:val="Emphasis"/>
+    <w:basedOn w:val="DefaultParagraphFont"/>
+    <w:uiPriority w:val="20"/>
+    <w:qFormat/>
+    <w:rsid w:val="007017B7"/>
+    <w:rPr>
+      <w:i/>
+      <w:iCs/>
+    </w:rPr>
   </w:style>
 </w:styles>
 </file>
